--- a/klagomål/A 16467-2025 FSC-klagomål.docx
+++ b/klagomål/A 16467-2025 FSC-klagomål.docx
@@ -989,7 +989,7 @@
     <w:r>
       <w:tab/>
       <w:tab/>
-      <w:t>2026-04-14</w:t>
+      <w:t>2026-04-15</w:t>
       <w:br/>
       <w:br/>
     </w:r>

--- a/klagomål/A 16467-2025 FSC-klagomål.docx
+++ b/klagomål/A 16467-2025 FSC-klagomål.docx
@@ -989,7 +989,7 @@
     <w:r>
       <w:tab/>
       <w:tab/>
-      <w:t>2026-04-15</w:t>
+      <w:t>2026-04-16</w:t>
       <w:br/>
       <w:br/>
     </w:r>

--- a/klagomål/A 16467-2025 FSC-klagomål.docx
+++ b/klagomål/A 16467-2025 FSC-klagomål.docx
@@ -989,7 +989,7 @@
     <w:r>
       <w:tab/>
       <w:tab/>
-      <w:t>2026-04-16</w:t>
+      <w:t>2026-04-17</w:t>
       <w:br/>
       <w:br/>
     </w:r>

--- a/klagomål/A 16467-2025 FSC-klagomål.docx
+++ b/klagomål/A 16467-2025 FSC-klagomål.docx
@@ -989,7 +989,7 @@
     <w:r>
       <w:tab/>
       <w:tab/>
-      <w:t>2026-04-17</w:t>
+      <w:t>2026-04-18</w:t>
       <w:br/>
       <w:br/>
     </w:r>

--- a/klagomål/A 16467-2025 FSC-klagomål.docx
+++ b/klagomål/A 16467-2025 FSC-klagomål.docx
@@ -989,7 +989,7 @@
     <w:r>
       <w:tab/>
       <w:tab/>
-      <w:t>2026-04-18</w:t>
+      <w:t>2026-04-19</w:t>
       <w:br/>
       <w:br/>
     </w:r>

--- a/klagomål/A 16467-2025 FSC-klagomål.docx
+++ b/klagomål/A 16467-2025 FSC-klagomål.docx
@@ -989,7 +989,7 @@
     <w:r>
       <w:tab/>
       <w:tab/>
-      <w:t>2026-04-19</w:t>
+      <w:t>2026-04-20</w:t>
       <w:br/>
       <w:br/>
     </w:r>

--- a/klagomål/A 16467-2025 FSC-klagomål.docx
+++ b/klagomål/A 16467-2025 FSC-klagomål.docx
@@ -989,7 +989,7 @@
     <w:r>
       <w:tab/>
       <w:tab/>
-      <w:t>2026-04-20</w:t>
+      <w:t>2026-04-21</w:t>
       <w:br/>
       <w:br/>
     </w:r>

--- a/klagomål/A 16467-2025 FSC-klagomål.docx
+++ b/klagomål/A 16467-2025 FSC-klagomål.docx
@@ -989,7 +989,7 @@
     <w:r>
       <w:tab/>
       <w:tab/>
-      <w:t>2026-04-21</w:t>
+      <w:t>2026-04-22</w:t>
       <w:br/>
       <w:br/>
     </w:r>

--- a/klagomål/A 16467-2025 FSC-klagomål.docx
+++ b/klagomål/A 16467-2025 FSC-klagomål.docx
@@ -989,7 +989,7 @@
     <w:r>
       <w:tab/>
       <w:tab/>
-      <w:t>2026-04-22</w:t>
+      <w:t>2026-04-23</w:t>
       <w:br/>
       <w:br/>
     </w:r>

--- a/klagomål/A 16467-2025 FSC-klagomål.docx
+++ b/klagomål/A 16467-2025 FSC-klagomål.docx
@@ -989,7 +989,7 @@
     <w:r>
       <w:tab/>
       <w:tab/>
-      <w:t>2026-04-23</w:t>
+      <w:t>2026-04-24</w:t>
       <w:br/>
       <w:br/>
     </w:r>

--- a/klagomål/A 16467-2025 FSC-klagomål.docx
+++ b/klagomål/A 16467-2025 FSC-klagomål.docx
@@ -989,7 +989,7 @@
     <w:r>
       <w:tab/>
       <w:tab/>
-      <w:t>2026-04-24</w:t>
+      <w:t>2026-04-25</w:t>
       <w:br/>
       <w:br/>
     </w:r>

--- a/klagomål/A 16467-2025 FSC-klagomål.docx
+++ b/klagomål/A 16467-2025 FSC-klagomål.docx
@@ -989,7 +989,7 @@
     <w:r>
       <w:tab/>
       <w:tab/>
-      <w:t>2026-04-25</w:t>
+      <w:t>2026-04-26</w:t>
       <w:br/>
       <w:br/>
     </w:r>

--- a/klagomål/A 16467-2025 FSC-klagomål.docx
+++ b/klagomål/A 16467-2025 FSC-klagomål.docx
@@ -989,7 +989,7 @@
     <w:r>
       <w:tab/>
       <w:tab/>
-      <w:t>2026-04-26</w:t>
+      <w:t>2026-04-27</w:t>
       <w:br/>
       <w:br/>
     </w:r>

--- a/klagomål/A 16467-2025 FSC-klagomål.docx
+++ b/klagomål/A 16467-2025 FSC-klagomål.docx
@@ -989,7 +989,7 @@
     <w:r>
       <w:tab/>
       <w:tab/>
-      <w:t>2026-04-27</w:t>
+      <w:t>2026-04-28</w:t>
       <w:br/>
       <w:br/>
     </w:r>

--- a/klagomål/A 16467-2025 FSC-klagomål.docx
+++ b/klagomål/A 16467-2025 FSC-klagomål.docx
@@ -989,7 +989,7 @@
     <w:r>
       <w:tab/>
       <w:tab/>
-      <w:t>2026-04-28</w:t>
+      <w:t>2026-04-29</w:t>
       <w:br/>
       <w:br/>
     </w:r>

--- a/klagomål/A 16467-2025 FSC-klagomål.docx
+++ b/klagomål/A 16467-2025 FSC-klagomål.docx
@@ -989,7 +989,7 @@
     <w:r>
       <w:tab/>
       <w:tab/>
-      <w:t>2026-04-29</w:t>
+      <w:t>2026-04-30</w:t>
       <w:br/>
       <w:br/>
     </w:r>

--- a/klagomål/A 16467-2025 FSC-klagomål.docx
+++ b/klagomål/A 16467-2025 FSC-klagomål.docx
@@ -989,7 +989,7 @@
     <w:r>
       <w:tab/>
       <w:tab/>
-      <w:t>2026-05-16</w:t>
+      <w:t>2026-05-17</w:t>
       <w:br/>
       <w:br/>
     </w:r>

--- a/klagomål/A 16467-2025 FSC-klagomål.docx
+++ b/klagomål/A 16467-2025 FSC-klagomål.docx
@@ -989,7 +989,7 @@
     <w:r>
       <w:tab/>
       <w:tab/>
-      <w:t>2026-05-17</w:t>
+      <w:t>2026-05-18</w:t>
       <w:br/>
       <w:br/>
     </w:r>

--- a/klagomål/A 16467-2025 FSC-klagomål.docx
+++ b/klagomål/A 16467-2025 FSC-klagomål.docx
@@ -989,7 +989,7 @@
     <w:r>
       <w:tab/>
       <w:tab/>
-      <w:t>2026-05-18</w:t>
+      <w:t>2026-05-19</w:t>
       <w:br/>
       <w:br/>
     </w:r>

--- a/klagomål/A 16467-2025 FSC-klagomål.docx
+++ b/klagomål/A 16467-2025 FSC-klagomål.docx
@@ -989,7 +989,7 @@
     <w:r>
       <w:tab/>
       <w:tab/>
-      <w:t>2026-05-19</w:t>
+      <w:t>2026-05-20</w:t>
       <w:br/>
       <w:br/>
     </w:r>

--- a/klagomål/A 16467-2025 FSC-klagomål.docx
+++ b/klagomål/A 16467-2025 FSC-klagomål.docx
@@ -989,7 +989,7 @@
     <w:r>
       <w:tab/>
       <w:tab/>
-      <w:t>2026-05-20</w:t>
+      <w:t>2026-05-21</w:t>
       <w:br/>
       <w:br/>
     </w:r>

--- a/klagomål/A 16467-2025 FSC-klagomål.docx
+++ b/klagomål/A 16467-2025 FSC-klagomål.docx
@@ -989,7 +989,7 @@
     <w:r>
       <w:tab/>
       <w:tab/>
-      <w:t>2026-05-21</w:t>
+      <w:t>2026-05-22</w:t>
       <w:br/>
       <w:br/>
     </w:r>

--- a/klagomål/A 16467-2025 FSC-klagomål.docx
+++ b/klagomål/A 16467-2025 FSC-klagomål.docx
@@ -989,7 +989,7 @@
     <w:r>
       <w:tab/>
       <w:tab/>
-      <w:t>2026-05-22</w:t>
+      <w:t>2026-05-23</w:t>
       <w:br/>
       <w:br/>
     </w:r>

--- a/klagomål/A 16467-2025 FSC-klagomål.docx
+++ b/klagomål/A 16467-2025 FSC-klagomål.docx
@@ -989,7 +989,7 @@
     <w:r>
       <w:tab/>
       <w:tab/>
-      <w:t>2026-05-23</w:t>
+      <w:t>2026-05-24</w:t>
       <w:br/>
       <w:br/>
     </w:r>

--- a/klagomål/A 16467-2025 FSC-klagomål.docx
+++ b/klagomål/A 16467-2025 FSC-klagomål.docx
@@ -989,7 +989,7 @@
     <w:r>
       <w:tab/>
       <w:tab/>
-      <w:t>2026-05-24</w:t>
+      <w:t>2026-05-25</w:t>
       <w:br/>
       <w:br/>
     </w:r>

--- a/klagomål/A 16467-2025 FSC-klagomål.docx
+++ b/klagomål/A 16467-2025 FSC-klagomål.docx
@@ -989,7 +989,7 @@
     <w:r>
       <w:tab/>
       <w:tab/>
-      <w:t>2026-05-25</w:t>
+      <w:t>2026-05-26</w:t>
       <w:br/>
       <w:br/>
     </w:r>

--- a/klagomål/A 16467-2025 FSC-klagomål.docx
+++ b/klagomål/A 16467-2025 FSC-klagomål.docx
@@ -989,7 +989,7 @@
     <w:r>
       <w:tab/>
       <w:tab/>
-      <w:t>2026-05-26</w:t>
+      <w:t>2026-05-27</w:t>
       <w:br/>
       <w:br/>
     </w:r>

--- a/klagomål/A 16467-2025 FSC-klagomål.docx
+++ b/klagomål/A 16467-2025 FSC-klagomål.docx
@@ -989,7 +989,7 @@
     <w:r>
       <w:tab/>
       <w:tab/>
-      <w:t>2026-05-27</w:t>
+      <w:t>2026-05-28</w:t>
       <w:br/>
       <w:br/>
     </w:r>

--- a/klagomål/A 16467-2025 FSC-klagomål.docx
+++ b/klagomål/A 16467-2025 FSC-klagomål.docx
@@ -989,7 +989,7 @@
     <w:r>
       <w:tab/>
       <w:tab/>
-      <w:t>2026-05-28</w:t>
+      <w:t>2026-05-29</w:t>
       <w:br/>
       <w:br/>
     </w:r>

--- a/klagomål/A 16467-2025 FSC-klagomål.docx
+++ b/klagomål/A 16467-2025 FSC-klagomål.docx
@@ -989,7 +989,7 @@
     <w:r>
       <w:tab/>
       <w:tab/>
-      <w:t>2026-05-29</w:t>
+      <w:t>2026-05-30</w:t>
       <w:br/>
       <w:br/>
     </w:r>

--- a/klagomål/A 16467-2025 FSC-klagomål.docx
+++ b/klagomål/A 16467-2025 FSC-klagomål.docx
@@ -989,7 +989,7 @@
     <w:r>
       <w:tab/>
       <w:tab/>
-      <w:t>2026-05-30</w:t>
+      <w:t>2026-05-31</w:t>
       <w:br/>
       <w:br/>
     </w:r>

--- a/klagomål/A 16467-2025 FSC-klagomål.docx
+++ b/klagomål/A 16467-2025 FSC-klagomål.docx
@@ -989,7 +989,7 @@
     <w:r>
       <w:tab/>
       <w:tab/>
-      <w:t>2026-05-31</w:t>
+      <w:t>2026-06-01</w:t>
       <w:br/>
       <w:br/>
     </w:r>

--- a/klagomål/A 16467-2025 FSC-klagomål.docx
+++ b/klagomål/A 16467-2025 FSC-klagomål.docx
@@ -989,7 +989,7 @@
     <w:r>
       <w:tab/>
       <w:tab/>
-      <w:t>2026-06-15</w:t>
+      <w:t>2026-06-16</w:t>
       <w:br/>
       <w:br/>
     </w:r>

--- a/klagomål/A 16467-2025 FSC-klagomål.docx
+++ b/klagomål/A 16467-2025 FSC-klagomål.docx
@@ -989,7 +989,7 @@
     <w:r>
       <w:tab/>
       <w:tab/>
-      <w:t>2026-06-16</w:t>
+      <w:t>2026-06-17</w:t>
       <w:br/>
       <w:br/>
     </w:r>

--- a/klagomål/A 16467-2025 FSC-klagomål.docx
+++ b/klagomål/A 16467-2025 FSC-klagomål.docx
@@ -1,6 +1,6 @@
 
 <file path=word/document.xml><?xml version="1.0" encoding="utf-8"?>
-<w:document xmlns:wpc="http://schemas.microsoft.com/office/word/2010/wordprocessingCanvas" xmlns:cx="http://schemas.microsoft.com/office/drawing/2014/chartex" xmlns:cx1="http://schemas.microsoft.com/office/drawing/2015/9/8/chartex" xmlns:cx2="http://schemas.microsoft.com/office/drawing/2015/10/21/chartex" xmlns:cx3="http://schemas.microsoft.com/office/drawing/2016/5/9/chartex" xmlns:cx4="http://schemas.microsoft.com/office/drawing/2016/5/10/chartex" xmlns:cx5="http://schemas.microsoft.com/office/drawing/2016/5/11/chartex" xmlns:cx6="http://schemas.microsoft.com/office/drawing/2016/5/12/chartex" xmlns:cx7="http://schemas.microsoft.com/office/drawing/2016/5/13/chartex" xmlns:cx8="http://schemas.microsoft.com/office/drawing/2016/5/14/chartex" xmlns:mc="http://schemas.openxmlformats.org/markup-compatibility/2006" xmlns:aink="http://schemas.microsoft.com/office/drawing/2016/ink" xmlns:am3d="http://schemas.microsoft.com/office/drawing/2017/model3d" xmlns:o="urn:schemas-microsoft-com:office:office" xmlns:oel="http://schemas.microsoft.com/office/2019/extlst" xmlns:r="http://schemas.openxmlformats.org/officeDocument/2006/relationships" xmlns:m="http://schemas.openxmlformats.org/officeDocument/2006/math" xmlns:v="urn:schemas-microsoft-com:vml" xmlns:wp14="http://schemas.microsoft.com/office/word/2010/wordprocessingDrawing" xmlns:wp="http://schemas.openxmlformats.org/drawingml/2006/wordprocessingDrawing" xmlns:w10="urn:schemas-microsoft-com:office:word" xmlns:w="http://schemas.openxmlformats.org/wordprocessingml/2006/main" xmlns:w14="http://schemas.microsoft.com/office/word/2010/wordml" xmlns:w15="http://schemas.microsoft.com/office/word/2012/wordml" xmlns:w16cex="http://schemas.microsoft.com/office/word/2018/wordml/cex" xmlns:w16cid="http://schemas.microsoft.com/office/word/2016/wordml/cid" xmlns:w16="http://schemas.microsoft.com/office/word/2018/wordml" xmlns:w16sdtdh="http://schemas.microsoft.com/office/word/2020/wordml/sdtdatahash" xmlns:w16se="http://schemas.microsoft.com/office/word/2015/wordml/symex" xmlns:wpg="http://schemas.microsoft.com/office/word/2010/wordprocessingGroup" xmlns:wpi="http://schemas.microsoft.com/office/word/2010/wordprocessingInk" xmlns:wne="http://schemas.microsoft.com/office/word/2006/wordml" xmlns:wps="http://schemas.microsoft.com/office/word/2010/wordprocessingShape" mc:Ignorable="w14 w15 w16se w16cid w16 w16cex w16sdtdh wp14">
+<w:document xmlns:wpc="http://schemas.microsoft.com/office/word/2010/wordprocessingCanvas" xmlns:cx="http://schemas.microsoft.com/office/drawing/2014/chartex" xmlns:cx1="http://schemas.microsoft.com/office/drawing/2015/9/8/chartex" xmlns:cx2="http://schemas.microsoft.com/office/drawing/2015/10/21/chartex" xmlns:cx3="http://schemas.microsoft.com/office/drawing/2016/5/9/chartex" xmlns:cx4="http://schemas.microsoft.com/office/drawing/2016/5/10/chartex" xmlns:cx5="http://schemas.microsoft.com/office/drawing/2016/5/11/chartex" xmlns:cx6="http://schemas.microsoft.com/office/drawing/2016/5/12/chartex" xmlns:cx7="http://schemas.microsoft.com/office/drawing/2016/5/13/chartex" xmlns:cx8="http://schemas.microsoft.com/office/drawing/2016/5/14/chartex" xmlns:mc="http://schemas.openxmlformats.org/markup-compatibility/2006" xmlns:aink="http://schemas.microsoft.com/office/drawing/2016/ink" xmlns:am3d="http://schemas.microsoft.com/office/drawing/2017/model3d" xmlns:o="urn:schemas-microsoft-com:office:office" xmlns:oel="http://schemas.microsoft.com/office/2019/extlst" xmlns:r="http://schemas.openxmlformats.org/officeDocument/2006/relationships" xmlns:m="http://schemas.openxmlformats.org/officeDocument/2006/math" xmlns:v="urn:schemas-microsoft-com:vml" xmlns:wp14="http://schemas.microsoft.com/office/word/2010/wordprocessingDrawing" xmlns:wp="http://schemas.openxmlformats.org/drawingml/2006/wordprocessingDrawing" xmlns:w10="urn:schemas-microsoft-com:office:word" xmlns:w="http://schemas.openxmlformats.org/wordprocessingml/2006/main" xmlns:w14="http://schemas.microsoft.com/office/word/2010/wordml" xmlns:w15="http://schemas.microsoft.com/office/word/2012/wordml" xmlns:w16cex="http://schemas.microsoft.com/office/word/2018/wordml/cex" xmlns:w16cid="http://schemas.microsoft.com/office/word/2016/wordml/cid" xmlns:w16="http://schemas.microsoft.com/office/word/2018/wordml" xmlns:w16du="http://schemas.microsoft.com/office/word/2023/wordml/word16du" xmlns:w16sdtdh="http://schemas.microsoft.com/office/word/2020/wordml/sdtdatahash" xmlns:w16sdtfl="http://schemas.microsoft.com/office/word/2024/wordml/sdtformatlock" xmlns:w16se="http://schemas.microsoft.com/office/word/2015/wordml/symex" xmlns:wpg="http://schemas.microsoft.com/office/word/2010/wordprocessingGroup" xmlns:wpi="http://schemas.microsoft.com/office/word/2010/wordprocessingInk" xmlns:wne="http://schemas.microsoft.com/office/word/2006/wordml" xmlns:wps="http://schemas.microsoft.com/office/word/2010/wordprocessingShape" mc:Ignorable="w14 w15 w16se w16cid w16 w16cex w16sdtdh w16sdtfl w16du wp14">
   <w:body>
     <w:p>
       <w:r>
@@ -168,7 +168,7 @@
     </w:p>
     <w:p>
       <w:r>
-        <w:t>Detta dokument behandlar höga naturvärden i avverkningsanmälan A 16467-2025 i Mullsjö kommun. Denna avverkningsanmälan inkom 2025-04-04 13:01:59 och omfattar 2,1 ha.</w:t>
+        <w:t>Detta dokument behandlar höga naturvärden i avverkningsanmälan A 16467-2025 i Mullsjö kommun som inkom 2025-04-04 och omfattar 2,1 ha.</w:t>
       </w:r>
     </w:p>
     <w:p>
@@ -191,12 +191,15 @@
     </w:p>
     <w:p>
       <w:r>
-        <w:t>I avverkningsanmälan har följande 6 naturvårdsarter hittats: brunpudrad nållav (NT), stor sotdyna (NT), grön sköldmossa (S, §8), gulnål (S), kornig nållav (S) och lönnlav (S). Av dessa är 2 rödlistade. För rödlistade arter har rödlistekategorin angivits inom parentes. Arter som är signalarter enligt Skogsstyrelsen har markerats med (S). För fridlysta arter anges även paragrafen i Artskyddsförordningen som arten är fridlyst enligt.</w:t>
+        <w:t>I och inom 7 meter från avverkningsanmälan har följande 8 naturvårdsarter hittats: brunpudrad nållav (NT, T), stor sotdyna (NT), grön sköldmossa (S, T, §8), gulnål (S, T), kornig nållav (S, T), lönnlav (S), bandpraktmossa (T) och kransmossa (T). Av dessa är 2 rödlistade. För rödlistade arter har rödlistekategorin angivits inom parentes. Arter som är signalarter enligt Skogsstyrelsen har markerats med (S). Typiska arter inom Natura 2000 som är kopplade till skogsekosystem har markerats med (T). För fridlysta arter anges även paragrafen i Artskyddsförordningen som arten är fridlyst enligt.</w:t>
       </w:r>
     </w:p>
     <w:p>
       <w:r>
-        <w:t>De påträffade naturvårdsarterna är ett tydligt kvitto på att detta rör sig om en skog med höga naturvärden. I Figur 1 visas en karta över det avverkningsanmälda området, där samtliga fyndplatser för naturvårdsarter som finns registrerade på Artportalen har markerats.</w:t>
+        <w:t>De påträffade naturvårdsarterna är ett tydligt kvitto på att det rör sig om en skog med höga naturvärden.</w:t>
+      </w:r>
+      <w:r>
+        <w:t xml:space="preserve"> I Figur 1 visas fyndplatser för naturvårdsarter i området, som finns registrerade på Artportalen.</w:t>
       </w:r>
     </w:p>
     <w:p>
@@ -206,7 +209,7 @@
       <w:r>
         <w:drawing>
           <wp:inline xmlns:a="http://schemas.openxmlformats.org/drawingml/2006/main" xmlns:pic="http://schemas.openxmlformats.org/drawingml/2006/picture">
-            <wp:extent cx="5486400" cy="4181421"/>
+            <wp:extent cx="5486400" cy="5652312"/>
             <wp:docPr id="1" name="Picture 1"/>
             <wp:cNvGraphicFramePr>
               <a:graphicFrameLocks noChangeAspect="1"/>
@@ -227,7 +230,7 @@
                   <pic:spPr>
                     <a:xfrm>
                       <a:off x="0" y="0"/>
-                      <a:ext cx="5486400" cy="4181421"/>
+                      <a:ext cx="5486400" cy="5652312"/>
                     </a:xfrm>
                     <a:prstGeom prst="rect"/>
                   </pic:spPr>
@@ -241,9 +244,103 @@
     <w:p>
       <w:pPr>
         <w:pStyle w:val="Caption"/>
+        <w:spacing w:after="240"/>
       </w:pPr>
       <w:r>
-        <w:t>Figur 1. Fyndplatser för naturvårdsarter i det avverkningsanmälda området (röd linje). Markörer utan svart kant är placerade på fyndplatsen. Markörer med svart kant är placerade vid sidan av fyndplatsen och har ett svart streck som visar fyndplatsens exakta position. Kartans mittpunktskoordinat är N 6425425, E 429519 i SWEREF 99 TM.</w:t>
+        <w:t>Figur 1. Fyndplatser för naturvårdsarter i och inom 7 meter från avverkningsanmälan (röd linje). Markörer utan svart kant är placerade på fyndplatsen. Markörer med svart kant är placerade vid sidan av fyndplatsen och har ett svart streck som visar fyndplatsens exakta position. Kartans mittpunktskoordinat är N 6425425, E 429519 i SWEREF 99 TM.</w:t>
+      </w:r>
+    </w:p>
+    <w:p>
+      <w:pPr>
+        <w:pStyle w:val="Heading2"/>
+      </w:pPr>
+      <w:r>
+        <w:t>Fridlysta arter</w:t>
+      </w:r>
+    </w:p>
+    <w:p>
+      <w:r>
+        <w:t>Följande fridlysta arter har sina livsmiljöer och växtplatser i den avverkningsanmälda skogen: grön sköldmossa (S, T, §8).</w:t>
+      </w:r>
+    </w:p>
+    <w:p>
+      <w:r>
+        <w:rPr>
+          <w:b/>
+        </w:rPr>
+        <w:t>Grön sköldmossa (§8)</w:t>
+      </w:r>
+      <w:r>
+        <w:t xml:space="preserve"> är typisk art för </w:t>
+      </w:r>
+      <w:r>
+        <w:rPr>
+          <w:i/>
+        </w:rPr>
+        <w:t xml:space="preserve">9010 Taiga </w:t>
+      </w:r>
+      <w:r>
+        <w:t>och</w:t>
+      </w:r>
+      <w:r>
+        <w:rPr>
+          <w:i/>
+        </w:rPr>
+        <w:t xml:space="preserve"> 9750 Svämlövskog</w:t>
+      </w:r>
+      <w:r>
+        <w:t xml:space="preserve"> och omfattas av EU:s art- och habitatdirektiv bilaga 2 vilket innebär att det finns ett uttalat intresse inom Europeiska unionen att bevara arten. Grön sköldmossa kräver skog som har ett speciellt mikroklimat med hög och jämn luftfuktighet i kombination med rik tillgång på död ved (Nitare &amp; Skogsstyrelsen, 2019; SLU Artdatabanken, 2025). I praktiken handlar det om åtminstone 50 meter med skyddande skog för att undvika uttorkning av marken (Hallingbäck, personligt meddelande 2022-02-24). Grön sköldmossa är en ansvarsart för Sverige då en särskilt stor andel av Europas population finns i landet. Mark- och miljööverdomstolen (MÖD) har i mål nr M 2019-20 (18 februari 2019) slagit fast att grön sköldmossa (§8) är dispenspliktig och att exemplar av arten inte får skadas utan dispens (MÖD, mål nr M 2019-20).</w:t>
+      </w:r>
+    </w:p>
+    <w:p>
+      <w:r>
+        <w:t>I BILAGA 1 finns mer detaljerad information om ekologi samt krav på livsmiljö hos fridlysta arter.</w:t>
+      </w:r>
+    </w:p>
+    <w:p>
+      <w:pPr>
+        <w:pStyle w:val="Heading2"/>
+      </w:pPr>
+      <w:r>
+        <w:t>Övriga naturvårdsarter</w:t>
+      </w:r>
+    </w:p>
+    <w:p>
+      <w:r>
+        <w:rPr>
+          <w:b/>
+        </w:rPr>
+        <w:t>Bandpraktmossa</w:t>
+      </w:r>
+      <w:r>
+        <w:t xml:space="preserve"> är en för Europa endemisk art som växer på blöt, näringsrik och ofta mineralrik mark, t.ex. i sumpskogar och rikkärr. Den verkar gynnas av källpåverkan och rörligt markvatten och förekommer ofta i artrika miljöer med t.ex. stor skedmossa, filtrundmossa och knoppvitmossa. Eftersom mängden våtmarker har reducerats kraftigt i södra Sverige under 1900-talet har förekomsten av bandpraktmossa troligen minskat. Bandpraktmossa är typisk art för </w:t>
+      </w:r>
+      <w:r>
+        <w:rPr>
+          <w:i/>
+        </w:rPr>
+        <w:t>9080 Lövsumpskog,</w:t>
+      </w:r>
+      <w:r>
+        <w:t xml:space="preserve"> </w:t>
+      </w:r>
+      <w:r>
+        <w:rPr>
+          <w:i/>
+        </w:rPr>
+        <w:t>9750 Svämlövskog</w:t>
+      </w:r>
+      <w:r>
+        <w:t xml:space="preserve"> och </w:t>
+      </w:r>
+      <w:r>
+        <w:rPr>
+          <w:i/>
+        </w:rPr>
+        <w:t>7230 Rikkärr</w:t>
+      </w:r>
+      <w:r>
+        <w:t xml:space="preserve"> (SLU Artdatabanken, 2025).</w:t>
       </w:r>
     </w:p>
     <w:p>
@@ -322,6 +419,35 @@
       </w:r>
       <w:r>
         <w:t xml:space="preserve"> (SLU Artdatabanken, 2024; Nitare &amp; Skogsstyrelsen, 2019).</w:t>
+      </w:r>
+    </w:p>
+    <w:p>
+      <w:r>
+        <w:rPr>
+          <w:b/>
+        </w:rPr>
+        <w:t>Kransmossa</w:t>
+      </w:r>
+      <w:r>
+        <w:t xml:space="preserve"> är typisk art för </w:t>
+      </w:r>
+      <w:r>
+        <w:rPr>
+          <w:i/>
+        </w:rPr>
+        <w:t xml:space="preserve">9050 Näringsrik granskog </w:t>
+      </w:r>
+      <w:r>
+        <w:t xml:space="preserve">och </w:t>
+      </w:r>
+      <w:r>
+        <w:rPr>
+          <w:i/>
+        </w:rPr>
+        <w:t xml:space="preserve">6170 Alpina kalkgräsmarker </w:t>
+      </w:r>
+      <w:r>
+        <w:t>(SLU Artdatabanken, 2025).</w:t>
       </w:r>
     </w:p>
     <w:p>
@@ -340,53 +466,6 @@
         <w:pStyle w:val="Heading1"/>
       </w:pPr>
       <w:r>
-        <w:t>Fridlysta arter</w:t>
-      </w:r>
-    </w:p>
-    <w:p>
-      <w:r>
-        <w:t>Följande fridlysta arter har sina livsmiljöer och växtplatser i den avverkningsanmälda skogen: grön sköldmossa (S, §8).</w:t>
-      </w:r>
-    </w:p>
-    <w:p>
-      <w:r>
-        <w:rPr>
-          <w:b/>
-        </w:rPr>
-        <w:t>Grön sköldmossa (§8)</w:t>
-      </w:r>
-      <w:r>
-        <w:t xml:space="preserve"> är typisk art för </w:t>
-      </w:r>
-      <w:r>
-        <w:rPr>
-          <w:i/>
-        </w:rPr>
-        <w:t xml:space="preserve">9010 Taiga </w:t>
-      </w:r>
-      <w:r>
-        <w:t>och</w:t>
-      </w:r>
-      <w:r>
-        <w:rPr>
-          <w:i/>
-        </w:rPr>
-        <w:t xml:space="preserve"> 9750 Svämlövskog</w:t>
-      </w:r>
-      <w:r>
-        <w:t xml:space="preserve"> och omfattas av EU:s art- och habitatdirektiv bilaga 2 vilket innebär att det finns ett uttalat intresse inom Europeiska unionen att bevara arten. Grön sköldmossa kräver skog som har ett speciellt mikroklimat med hög och jämn luftfuktighet i kombination med rik tillgång på död ved (Nitare &amp; Skogsstyrelsen, 2019; SLU Artdatabanken, 2025). I praktiken handlar det om åtminstone 50 meter med skyddande skog för att undvika uttorkning av marken (Hallingbäck, personligt meddelande 2022-02-24). Grön sköldmossa är en ansvarsart för Sverige då en särskilt stor andel av Europas population finns i landet. Mark- och miljööverdomstolen (MÖD) har i mål nr M 2019-20 (18 februari 2019) slagit fast att grön sköldmossa (§8) är dispenspliktig och att exemplar av arten inte får skadas utan dispens (MÖD, mål nr M 2019-20).</w:t>
-      </w:r>
-    </w:p>
-    <w:p>
-      <w:r>
-        <w:t>I BILAGA 1 finns mer detaljerad information om ekologi samt krav på livsmiljö hos fridlysta arter.</w:t>
-      </w:r>
-    </w:p>
-    <w:p>
-      <w:pPr>
-        <w:pStyle w:val="Heading1"/>
-      </w:pPr>
-      <w:r>
         <w:t>Certifiering</w:t>
       </w:r>
     </w:p>
@@ -472,7 +551,7 @@
         <w:rPr>
           <w:i/>
         </w:rPr>
-        <w:t>I det avverkningsanmälda skogsområdet har 6 naturvårdsarter varav 2 rödlistade arter sina livsmiljöer och växtplatser.</w:t>
+        <w:t>I det avverkningsanmälda skogsområdet har 8 naturvårdsarter varav 2 rödlistade arter sina livsmiljöer och växtplatser.</w:t>
       </w:r>
     </w:p>
     <w:p>
@@ -879,7 +958,7 @@
 </file>
 
 <file path=word/endnotes.xml><?xml version="1.0" encoding="utf-8"?>
-<w:endnotes xmlns:wpc="http://schemas.microsoft.com/office/word/2010/wordprocessingCanvas" xmlns:cx="http://schemas.microsoft.com/office/drawing/2014/chartex" xmlns:cx1="http://schemas.microsoft.com/office/drawing/2015/9/8/chartex" xmlns:cx2="http://schemas.microsoft.com/office/drawing/2015/10/21/chartex" xmlns:cx3="http://schemas.microsoft.com/office/drawing/2016/5/9/chartex" xmlns:cx4="http://schemas.microsoft.com/office/drawing/2016/5/10/chartex" xmlns:cx5="http://schemas.microsoft.com/office/drawing/2016/5/11/chartex" xmlns:cx6="http://schemas.microsoft.com/office/drawing/2016/5/12/chartex" xmlns:cx7="http://schemas.microsoft.com/office/drawing/2016/5/13/chartex" xmlns:cx8="http://schemas.microsoft.com/office/drawing/2016/5/14/chartex" xmlns:mc="http://schemas.openxmlformats.org/markup-compatibility/2006" xmlns:aink="http://schemas.microsoft.com/office/drawing/2016/ink" xmlns:am3d="http://schemas.microsoft.com/office/drawing/2017/model3d" xmlns:o="urn:schemas-microsoft-com:office:office" xmlns:oel="http://schemas.microsoft.com/office/2019/extlst" xmlns:r="http://schemas.openxmlformats.org/officeDocument/2006/relationships" xmlns:m="http://schemas.openxmlformats.org/officeDocument/2006/math" xmlns:v="urn:schemas-microsoft-com:vml" xmlns:wp14="http://schemas.microsoft.com/office/word/2010/wordprocessingDrawing" xmlns:wp="http://schemas.openxmlformats.org/drawingml/2006/wordprocessingDrawing" xmlns:w10="urn:schemas-microsoft-com:office:word" xmlns:w="http://schemas.openxmlformats.org/wordprocessingml/2006/main" xmlns:w14="http://schemas.microsoft.com/office/word/2010/wordml" xmlns:w15="http://schemas.microsoft.com/office/word/2012/wordml" xmlns:w16cex="http://schemas.microsoft.com/office/word/2018/wordml/cex" xmlns:w16cid="http://schemas.microsoft.com/office/word/2016/wordml/cid" xmlns:w16="http://schemas.microsoft.com/office/word/2018/wordml" xmlns:w16sdtdh="http://schemas.microsoft.com/office/word/2020/wordml/sdtdatahash" xmlns:w16se="http://schemas.microsoft.com/office/word/2015/wordml/symex" xmlns:wpg="http://schemas.microsoft.com/office/word/2010/wordprocessingGroup" xmlns:wpi="http://schemas.microsoft.com/office/word/2010/wordprocessingInk" xmlns:wne="http://schemas.microsoft.com/office/word/2006/wordml" xmlns:wps="http://schemas.microsoft.com/office/word/2010/wordprocessingShape" mc:Ignorable="w14 w15 w16se w16cid w16 w16cex w16sdtdh wp14">
+<w:endnotes xmlns:wpc="http://schemas.microsoft.com/office/word/2010/wordprocessingCanvas" xmlns:cx="http://schemas.microsoft.com/office/drawing/2014/chartex" xmlns:cx1="http://schemas.microsoft.com/office/drawing/2015/9/8/chartex" xmlns:cx2="http://schemas.microsoft.com/office/drawing/2015/10/21/chartex" xmlns:cx3="http://schemas.microsoft.com/office/drawing/2016/5/9/chartex" xmlns:cx4="http://schemas.microsoft.com/office/drawing/2016/5/10/chartex" xmlns:cx5="http://schemas.microsoft.com/office/drawing/2016/5/11/chartex" xmlns:cx6="http://schemas.microsoft.com/office/drawing/2016/5/12/chartex" xmlns:cx7="http://schemas.microsoft.com/office/drawing/2016/5/13/chartex" xmlns:cx8="http://schemas.microsoft.com/office/drawing/2016/5/14/chartex" xmlns:mc="http://schemas.openxmlformats.org/markup-compatibility/2006" xmlns:aink="http://schemas.microsoft.com/office/drawing/2016/ink" xmlns:am3d="http://schemas.microsoft.com/office/drawing/2017/model3d" xmlns:o="urn:schemas-microsoft-com:office:office" xmlns:oel="http://schemas.microsoft.com/office/2019/extlst" xmlns:r="http://schemas.openxmlformats.org/officeDocument/2006/relationships" xmlns:m="http://schemas.openxmlformats.org/officeDocument/2006/math" xmlns:v="urn:schemas-microsoft-com:vml" xmlns:wp14="http://schemas.microsoft.com/office/word/2010/wordprocessingDrawing" xmlns:wp="http://schemas.openxmlformats.org/drawingml/2006/wordprocessingDrawing" xmlns:w10="urn:schemas-microsoft-com:office:word" xmlns:w="http://schemas.openxmlformats.org/wordprocessingml/2006/main" xmlns:w14="http://schemas.microsoft.com/office/word/2010/wordml" xmlns:w15="http://schemas.microsoft.com/office/word/2012/wordml" xmlns:w16cex="http://schemas.microsoft.com/office/word/2018/wordml/cex" xmlns:w16cid="http://schemas.microsoft.com/office/word/2016/wordml/cid" xmlns:w16="http://schemas.microsoft.com/office/word/2018/wordml" xmlns:w16du="http://schemas.microsoft.com/office/word/2023/wordml/word16du" xmlns:w16sdtdh="http://schemas.microsoft.com/office/word/2020/wordml/sdtdatahash" xmlns:w16sdtfl="http://schemas.microsoft.com/office/word/2024/wordml/sdtformatlock" xmlns:w16se="http://schemas.microsoft.com/office/word/2015/wordml/symex" xmlns:wpg="http://schemas.microsoft.com/office/word/2010/wordprocessingGroup" xmlns:wpi="http://schemas.microsoft.com/office/word/2010/wordprocessingInk" xmlns:wne="http://schemas.microsoft.com/office/word/2006/wordml" xmlns:wps="http://schemas.microsoft.com/office/word/2010/wordprocessingShape" mc:Ignorable="w14 w15 w16se w16cid w16 w16cex w16sdtdh w16sdtfl w16du wp14">
   <w:endnote w:type="separator" w:id="-1">
     <w:p>
       <w:pPr>
@@ -904,7 +983,7 @@
 </file>
 
 <file path=word/footer1.xml><?xml version="1.0" encoding="utf-8"?>
-<w:ftr xmlns:wpc="http://schemas.microsoft.com/office/word/2010/wordprocessingCanvas" xmlns:cx="http://schemas.microsoft.com/office/drawing/2014/chartex" xmlns:cx1="http://schemas.microsoft.com/office/drawing/2015/9/8/chartex" xmlns:cx2="http://schemas.microsoft.com/office/drawing/2015/10/21/chartex" xmlns:cx3="http://schemas.microsoft.com/office/drawing/2016/5/9/chartex" xmlns:cx4="http://schemas.microsoft.com/office/drawing/2016/5/10/chartex" xmlns:cx5="http://schemas.microsoft.com/office/drawing/2016/5/11/chartex" xmlns:cx6="http://schemas.microsoft.com/office/drawing/2016/5/12/chartex" xmlns:cx7="http://schemas.microsoft.com/office/drawing/2016/5/13/chartex" xmlns:cx8="http://schemas.microsoft.com/office/drawing/2016/5/14/chartex" xmlns:mc="http://schemas.openxmlformats.org/markup-compatibility/2006" xmlns:aink="http://schemas.microsoft.com/office/drawing/2016/ink" xmlns:am3d="http://schemas.microsoft.com/office/drawing/2017/model3d" xmlns:o="urn:schemas-microsoft-com:office:office" xmlns:oel="http://schemas.microsoft.com/office/2019/extlst" xmlns:r="http://schemas.openxmlformats.org/officeDocument/2006/relationships" xmlns:m="http://schemas.openxmlformats.org/officeDocument/2006/math" xmlns:v="urn:schemas-microsoft-com:vml" xmlns:wp14="http://schemas.microsoft.com/office/word/2010/wordprocessingDrawing" xmlns:wp="http://schemas.openxmlformats.org/drawingml/2006/wordprocessingDrawing" xmlns:w10="urn:schemas-microsoft-com:office:word" xmlns:w="http://schemas.openxmlformats.org/wordprocessingml/2006/main" xmlns:w14="http://schemas.microsoft.com/office/word/2010/wordml" xmlns:w15="http://schemas.microsoft.com/office/word/2012/wordml" xmlns:w16cex="http://schemas.microsoft.com/office/word/2018/wordml/cex" xmlns:w16cid="http://schemas.microsoft.com/office/word/2016/wordml/cid" xmlns:w16="http://schemas.microsoft.com/office/word/2018/wordml" xmlns:w16sdtdh="http://schemas.microsoft.com/office/word/2020/wordml/sdtdatahash" xmlns:w16se="http://schemas.microsoft.com/office/word/2015/wordml/symex" xmlns:wpg="http://schemas.microsoft.com/office/word/2010/wordprocessingGroup" xmlns:wpi="http://schemas.microsoft.com/office/word/2010/wordprocessingInk" xmlns:wne="http://schemas.microsoft.com/office/word/2006/wordml" xmlns:wps="http://schemas.microsoft.com/office/word/2010/wordprocessingShape" mc:Ignorable="w14 w15 w16se w16cid w16 w16cex w16sdtdh wp14">
+<w:ftr xmlns:wpc="http://schemas.microsoft.com/office/word/2010/wordprocessingCanvas" xmlns:cx="http://schemas.microsoft.com/office/drawing/2014/chartex" xmlns:cx1="http://schemas.microsoft.com/office/drawing/2015/9/8/chartex" xmlns:cx2="http://schemas.microsoft.com/office/drawing/2015/10/21/chartex" xmlns:cx3="http://schemas.microsoft.com/office/drawing/2016/5/9/chartex" xmlns:cx4="http://schemas.microsoft.com/office/drawing/2016/5/10/chartex" xmlns:cx5="http://schemas.microsoft.com/office/drawing/2016/5/11/chartex" xmlns:cx6="http://schemas.microsoft.com/office/drawing/2016/5/12/chartex" xmlns:cx7="http://schemas.microsoft.com/office/drawing/2016/5/13/chartex" xmlns:cx8="http://schemas.microsoft.com/office/drawing/2016/5/14/chartex" xmlns:mc="http://schemas.openxmlformats.org/markup-compatibility/2006" xmlns:aink="http://schemas.microsoft.com/office/drawing/2016/ink" xmlns:am3d="http://schemas.microsoft.com/office/drawing/2017/model3d" xmlns:o="urn:schemas-microsoft-com:office:office" xmlns:oel="http://schemas.microsoft.com/office/2019/extlst" xmlns:r="http://schemas.openxmlformats.org/officeDocument/2006/relationships" xmlns:m="http://schemas.openxmlformats.org/officeDocument/2006/math" xmlns:v="urn:schemas-microsoft-com:vml" xmlns:wp14="http://schemas.microsoft.com/office/word/2010/wordprocessingDrawing" xmlns:wp="http://schemas.openxmlformats.org/drawingml/2006/wordprocessingDrawing" xmlns:w10="urn:schemas-microsoft-com:office:word" xmlns:w="http://schemas.openxmlformats.org/wordprocessingml/2006/main" xmlns:w14="http://schemas.microsoft.com/office/word/2010/wordml" xmlns:w15="http://schemas.microsoft.com/office/word/2012/wordml" xmlns:w16cex="http://schemas.microsoft.com/office/word/2018/wordml/cex" xmlns:w16cid="http://schemas.microsoft.com/office/word/2016/wordml/cid" xmlns:w16="http://schemas.microsoft.com/office/word/2018/wordml" xmlns:w16du="http://schemas.microsoft.com/office/word/2023/wordml/word16du" xmlns:w16sdtdh="http://schemas.microsoft.com/office/word/2020/wordml/sdtdatahash" xmlns:w16sdtfl="http://schemas.microsoft.com/office/word/2024/wordml/sdtformatlock" xmlns:w16se="http://schemas.microsoft.com/office/word/2015/wordml/symex" xmlns:wpg="http://schemas.microsoft.com/office/word/2010/wordprocessingGroup" xmlns:wpi="http://schemas.microsoft.com/office/word/2010/wordprocessingInk" xmlns:wne="http://schemas.microsoft.com/office/word/2006/wordml" xmlns:wps="http://schemas.microsoft.com/office/word/2010/wordprocessingShape" mc:Ignorable="w14 w15 w16se w16cid w16 w16cex w16sdtdh w16sdtfl w16du wp14">
   <w:p>
     <w:pPr>
       <w:pStyle w:val="Footer"/>
@@ -914,7 +993,7 @@
 </file>
 
 <file path=word/footer2.xml><?xml version="1.0" encoding="utf-8"?>
-<w:ftr xmlns:wpc="http://schemas.microsoft.com/office/word/2010/wordprocessingCanvas" xmlns:cx="http://schemas.microsoft.com/office/drawing/2014/chartex" xmlns:cx1="http://schemas.microsoft.com/office/drawing/2015/9/8/chartex" xmlns:cx2="http://schemas.microsoft.com/office/drawing/2015/10/21/chartex" xmlns:cx3="http://schemas.microsoft.com/office/drawing/2016/5/9/chartex" xmlns:cx4="http://schemas.microsoft.com/office/drawing/2016/5/10/chartex" xmlns:cx5="http://schemas.microsoft.com/office/drawing/2016/5/11/chartex" xmlns:cx6="http://schemas.microsoft.com/office/drawing/2016/5/12/chartex" xmlns:cx7="http://schemas.microsoft.com/office/drawing/2016/5/13/chartex" xmlns:cx8="http://schemas.microsoft.com/office/drawing/2016/5/14/chartex" xmlns:mc="http://schemas.openxmlformats.org/markup-compatibility/2006" xmlns:aink="http://schemas.microsoft.com/office/drawing/2016/ink" xmlns:am3d="http://schemas.microsoft.com/office/drawing/2017/model3d" xmlns:o="urn:schemas-microsoft-com:office:office" xmlns:oel="http://schemas.microsoft.com/office/2019/extlst" xmlns:r="http://schemas.openxmlformats.org/officeDocument/2006/relationships" xmlns:m="http://schemas.openxmlformats.org/officeDocument/2006/math" xmlns:v="urn:schemas-microsoft-com:vml" xmlns:wp14="http://schemas.microsoft.com/office/word/2010/wordprocessingDrawing" xmlns:wp="http://schemas.openxmlformats.org/drawingml/2006/wordprocessingDrawing" xmlns:w10="urn:schemas-microsoft-com:office:word" xmlns:w="http://schemas.openxmlformats.org/wordprocessingml/2006/main" xmlns:w14="http://schemas.microsoft.com/office/word/2010/wordml" xmlns:w15="http://schemas.microsoft.com/office/word/2012/wordml" xmlns:w16cex="http://schemas.microsoft.com/office/word/2018/wordml/cex" xmlns:w16cid="http://schemas.microsoft.com/office/word/2016/wordml/cid" xmlns:w16="http://schemas.microsoft.com/office/word/2018/wordml" xmlns:w16sdtdh="http://schemas.microsoft.com/office/word/2020/wordml/sdtdatahash" xmlns:w16se="http://schemas.microsoft.com/office/word/2015/wordml/symex" xmlns:wpg="http://schemas.microsoft.com/office/word/2010/wordprocessingGroup" xmlns:wpi="http://schemas.microsoft.com/office/word/2010/wordprocessingInk" xmlns:wne="http://schemas.microsoft.com/office/word/2006/wordml" xmlns:wps="http://schemas.microsoft.com/office/word/2010/wordprocessingShape" mc:Ignorable="w14 w15 w16se w16cid w16 w16cex w16sdtdh wp14">
+<w:ftr xmlns:wpc="http://schemas.microsoft.com/office/word/2010/wordprocessingCanvas" xmlns:cx="http://schemas.microsoft.com/office/drawing/2014/chartex" xmlns:cx1="http://schemas.microsoft.com/office/drawing/2015/9/8/chartex" xmlns:cx2="http://schemas.microsoft.com/office/drawing/2015/10/21/chartex" xmlns:cx3="http://schemas.microsoft.com/office/drawing/2016/5/9/chartex" xmlns:cx4="http://schemas.microsoft.com/office/drawing/2016/5/10/chartex" xmlns:cx5="http://schemas.microsoft.com/office/drawing/2016/5/11/chartex" xmlns:cx6="http://schemas.microsoft.com/office/drawing/2016/5/12/chartex" xmlns:cx7="http://schemas.microsoft.com/office/drawing/2016/5/13/chartex" xmlns:cx8="http://schemas.microsoft.com/office/drawing/2016/5/14/chartex" xmlns:mc="http://schemas.openxmlformats.org/markup-compatibility/2006" xmlns:aink="http://schemas.microsoft.com/office/drawing/2016/ink" xmlns:am3d="http://schemas.microsoft.com/office/drawing/2017/model3d" xmlns:o="urn:schemas-microsoft-com:office:office" xmlns:oel="http://schemas.microsoft.com/office/2019/extlst" xmlns:r="http://schemas.openxmlformats.org/officeDocument/2006/relationships" xmlns:m="http://schemas.openxmlformats.org/officeDocument/2006/math" xmlns:v="urn:schemas-microsoft-com:vml" xmlns:wp14="http://schemas.microsoft.com/office/word/2010/wordprocessingDrawing" xmlns:wp="http://schemas.openxmlformats.org/drawingml/2006/wordprocessingDrawing" xmlns:w10="urn:schemas-microsoft-com:office:word" xmlns:w="http://schemas.openxmlformats.org/wordprocessingml/2006/main" xmlns:w14="http://schemas.microsoft.com/office/word/2010/wordml" xmlns:w15="http://schemas.microsoft.com/office/word/2012/wordml" xmlns:w16cex="http://schemas.microsoft.com/office/word/2018/wordml/cex" xmlns:w16cid="http://schemas.microsoft.com/office/word/2016/wordml/cid" xmlns:w16="http://schemas.microsoft.com/office/word/2018/wordml" xmlns:w16du="http://schemas.microsoft.com/office/word/2023/wordml/word16du" xmlns:w16sdtdh="http://schemas.microsoft.com/office/word/2020/wordml/sdtdatahash" xmlns:w16sdtfl="http://schemas.microsoft.com/office/word/2024/wordml/sdtformatlock" xmlns:w16se="http://schemas.microsoft.com/office/word/2015/wordml/symex" xmlns:wpg="http://schemas.microsoft.com/office/word/2010/wordprocessingGroup" xmlns:wpi="http://schemas.microsoft.com/office/word/2010/wordprocessingInk" xmlns:wne="http://schemas.microsoft.com/office/word/2006/wordml" xmlns:wps="http://schemas.microsoft.com/office/word/2010/wordprocessingShape" mc:Ignorable="w14 w15 w16se w16cid w16 w16cex w16sdtdh w16sdtfl w16du wp14">
   <w:p>
     <w:pPr>
       <w:pStyle w:val="Footer"/>
@@ -924,7 +1003,7 @@
 </file>
 
 <file path=word/footer3.xml><?xml version="1.0" encoding="utf-8"?>
-<w:ftr xmlns:wpc="http://schemas.microsoft.com/office/word/2010/wordprocessingCanvas" xmlns:cx="http://schemas.microsoft.com/office/drawing/2014/chartex" xmlns:cx1="http://schemas.microsoft.com/office/drawing/2015/9/8/chartex" xmlns:cx2="http://schemas.microsoft.com/office/drawing/2015/10/21/chartex" xmlns:cx3="http://schemas.microsoft.com/office/drawing/2016/5/9/chartex" xmlns:cx4="http://schemas.microsoft.com/office/drawing/2016/5/10/chartex" xmlns:cx5="http://schemas.microsoft.com/office/drawing/2016/5/11/chartex" xmlns:cx6="http://schemas.microsoft.com/office/drawing/2016/5/12/chartex" xmlns:cx7="http://schemas.microsoft.com/office/drawing/2016/5/13/chartex" xmlns:cx8="http://schemas.microsoft.com/office/drawing/2016/5/14/chartex" xmlns:mc="http://schemas.openxmlformats.org/markup-compatibility/2006" xmlns:aink="http://schemas.microsoft.com/office/drawing/2016/ink" xmlns:am3d="http://schemas.microsoft.com/office/drawing/2017/model3d" xmlns:o="urn:schemas-microsoft-com:office:office" xmlns:oel="http://schemas.microsoft.com/office/2019/extlst" xmlns:r="http://schemas.openxmlformats.org/officeDocument/2006/relationships" xmlns:m="http://schemas.openxmlformats.org/officeDocument/2006/math" xmlns:v="urn:schemas-microsoft-com:vml" xmlns:wp14="http://schemas.microsoft.com/office/word/2010/wordprocessingDrawing" xmlns:wp="http://schemas.openxmlformats.org/drawingml/2006/wordprocessingDrawing" xmlns:w10="urn:schemas-microsoft-com:office:word" xmlns:w="http://schemas.openxmlformats.org/wordprocessingml/2006/main" xmlns:w14="http://schemas.microsoft.com/office/word/2010/wordml" xmlns:w15="http://schemas.microsoft.com/office/word/2012/wordml" xmlns:w16cex="http://schemas.microsoft.com/office/word/2018/wordml/cex" xmlns:w16cid="http://schemas.microsoft.com/office/word/2016/wordml/cid" xmlns:w16="http://schemas.microsoft.com/office/word/2018/wordml" xmlns:w16sdtdh="http://schemas.microsoft.com/office/word/2020/wordml/sdtdatahash" xmlns:w16se="http://schemas.microsoft.com/office/word/2015/wordml/symex" xmlns:wpg="http://schemas.microsoft.com/office/word/2010/wordprocessingGroup" xmlns:wpi="http://schemas.microsoft.com/office/word/2010/wordprocessingInk" xmlns:wne="http://schemas.microsoft.com/office/word/2006/wordml" xmlns:wps="http://schemas.microsoft.com/office/word/2010/wordprocessingShape" mc:Ignorable="w14 w15 w16se w16cid w16 w16cex w16sdtdh wp14">
+<w:ftr xmlns:wpc="http://schemas.microsoft.com/office/word/2010/wordprocessingCanvas" xmlns:cx="http://schemas.microsoft.com/office/drawing/2014/chartex" xmlns:cx1="http://schemas.microsoft.com/office/drawing/2015/9/8/chartex" xmlns:cx2="http://schemas.microsoft.com/office/drawing/2015/10/21/chartex" xmlns:cx3="http://schemas.microsoft.com/office/drawing/2016/5/9/chartex" xmlns:cx4="http://schemas.microsoft.com/office/drawing/2016/5/10/chartex" xmlns:cx5="http://schemas.microsoft.com/office/drawing/2016/5/11/chartex" xmlns:cx6="http://schemas.microsoft.com/office/drawing/2016/5/12/chartex" xmlns:cx7="http://schemas.microsoft.com/office/drawing/2016/5/13/chartex" xmlns:cx8="http://schemas.microsoft.com/office/drawing/2016/5/14/chartex" xmlns:mc="http://schemas.openxmlformats.org/markup-compatibility/2006" xmlns:aink="http://schemas.microsoft.com/office/drawing/2016/ink" xmlns:am3d="http://schemas.microsoft.com/office/drawing/2017/model3d" xmlns:o="urn:schemas-microsoft-com:office:office" xmlns:oel="http://schemas.microsoft.com/office/2019/extlst" xmlns:r="http://schemas.openxmlformats.org/officeDocument/2006/relationships" xmlns:m="http://schemas.openxmlformats.org/officeDocument/2006/math" xmlns:v="urn:schemas-microsoft-com:vml" xmlns:wp14="http://schemas.microsoft.com/office/word/2010/wordprocessingDrawing" xmlns:wp="http://schemas.openxmlformats.org/drawingml/2006/wordprocessingDrawing" xmlns:w10="urn:schemas-microsoft-com:office:word" xmlns:w="http://schemas.openxmlformats.org/wordprocessingml/2006/main" xmlns:w14="http://schemas.microsoft.com/office/word/2010/wordml" xmlns:w15="http://schemas.microsoft.com/office/word/2012/wordml" xmlns:w16cex="http://schemas.microsoft.com/office/word/2018/wordml/cex" xmlns:w16cid="http://schemas.microsoft.com/office/word/2016/wordml/cid" xmlns:w16="http://schemas.microsoft.com/office/word/2018/wordml" xmlns:w16du="http://schemas.microsoft.com/office/word/2023/wordml/word16du" xmlns:w16sdtdh="http://schemas.microsoft.com/office/word/2020/wordml/sdtdatahash" xmlns:w16sdtfl="http://schemas.microsoft.com/office/word/2024/wordml/sdtformatlock" xmlns:w16se="http://schemas.microsoft.com/office/word/2015/wordml/symex" xmlns:wpg="http://schemas.microsoft.com/office/word/2010/wordprocessingGroup" xmlns:wpi="http://schemas.microsoft.com/office/word/2010/wordprocessingInk" xmlns:wne="http://schemas.microsoft.com/office/word/2006/wordml" xmlns:wps="http://schemas.microsoft.com/office/word/2010/wordprocessingShape" mc:Ignorable="w14 w15 w16se w16cid w16 w16cex w16sdtdh w16sdtfl w16du wp14">
   <w:p>
     <w:pPr>
       <w:pStyle w:val="Footer"/>
@@ -934,7 +1013,7 @@
 </file>
 
 <file path=word/footnotes.xml><?xml version="1.0" encoding="utf-8"?>
-<w:footnotes xmlns:wpc="http://schemas.microsoft.com/office/word/2010/wordprocessingCanvas" xmlns:cx="http://schemas.microsoft.com/office/drawing/2014/chartex" xmlns:cx1="http://schemas.microsoft.com/office/drawing/2015/9/8/chartex" xmlns:cx2="http://schemas.microsoft.com/office/drawing/2015/10/21/chartex" xmlns:cx3="http://schemas.microsoft.com/office/drawing/2016/5/9/chartex" xmlns:cx4="http://schemas.microsoft.com/office/drawing/2016/5/10/chartex" xmlns:cx5="http://schemas.microsoft.com/office/drawing/2016/5/11/chartex" xmlns:cx6="http://schemas.microsoft.com/office/drawing/2016/5/12/chartex" xmlns:cx7="http://schemas.microsoft.com/office/drawing/2016/5/13/chartex" xmlns:cx8="http://schemas.microsoft.com/office/drawing/2016/5/14/chartex" xmlns:mc="http://schemas.openxmlformats.org/markup-compatibility/2006" xmlns:aink="http://schemas.microsoft.com/office/drawing/2016/ink" xmlns:am3d="http://schemas.microsoft.com/office/drawing/2017/model3d" xmlns:o="urn:schemas-microsoft-com:office:office" xmlns:oel="http://schemas.microsoft.com/office/2019/extlst" xmlns:r="http://schemas.openxmlformats.org/officeDocument/2006/relationships" xmlns:m="http://schemas.openxmlformats.org/officeDocument/2006/math" xmlns:v="urn:schemas-microsoft-com:vml" xmlns:wp14="http://schemas.microsoft.com/office/word/2010/wordprocessingDrawing" xmlns:wp="http://schemas.openxmlformats.org/drawingml/2006/wordprocessingDrawing" xmlns:w10="urn:schemas-microsoft-com:office:word" xmlns:w="http://schemas.openxmlformats.org/wordprocessingml/2006/main" xmlns:w14="http://schemas.microsoft.com/office/word/2010/wordml" xmlns:w15="http://schemas.microsoft.com/office/word/2012/wordml" xmlns:w16cex="http://schemas.microsoft.com/office/word/2018/wordml/cex" xmlns:w16cid="http://schemas.microsoft.com/office/word/2016/wordml/cid" xmlns:w16="http://schemas.microsoft.com/office/word/2018/wordml" xmlns:w16sdtdh="http://schemas.microsoft.com/office/word/2020/wordml/sdtdatahash" xmlns:w16se="http://schemas.microsoft.com/office/word/2015/wordml/symex" xmlns:wpg="http://schemas.microsoft.com/office/word/2010/wordprocessingGroup" xmlns:wpi="http://schemas.microsoft.com/office/word/2010/wordprocessingInk" xmlns:wne="http://schemas.microsoft.com/office/word/2006/wordml" xmlns:wps="http://schemas.microsoft.com/office/word/2010/wordprocessingShape" mc:Ignorable="w14 w15 w16se w16cid w16 w16cex w16sdtdh wp14">
+<w:footnotes xmlns:wpc="http://schemas.microsoft.com/office/word/2010/wordprocessingCanvas" xmlns:cx="http://schemas.microsoft.com/office/drawing/2014/chartex" xmlns:cx1="http://schemas.microsoft.com/office/drawing/2015/9/8/chartex" xmlns:cx2="http://schemas.microsoft.com/office/drawing/2015/10/21/chartex" xmlns:cx3="http://schemas.microsoft.com/office/drawing/2016/5/9/chartex" xmlns:cx4="http://schemas.microsoft.com/office/drawing/2016/5/10/chartex" xmlns:cx5="http://schemas.microsoft.com/office/drawing/2016/5/11/chartex" xmlns:cx6="http://schemas.microsoft.com/office/drawing/2016/5/12/chartex" xmlns:cx7="http://schemas.microsoft.com/office/drawing/2016/5/13/chartex" xmlns:cx8="http://schemas.microsoft.com/office/drawing/2016/5/14/chartex" xmlns:mc="http://schemas.openxmlformats.org/markup-compatibility/2006" xmlns:aink="http://schemas.microsoft.com/office/drawing/2016/ink" xmlns:am3d="http://schemas.microsoft.com/office/drawing/2017/model3d" xmlns:o="urn:schemas-microsoft-com:office:office" xmlns:oel="http://schemas.microsoft.com/office/2019/extlst" xmlns:r="http://schemas.openxmlformats.org/officeDocument/2006/relationships" xmlns:m="http://schemas.openxmlformats.org/officeDocument/2006/math" xmlns:v="urn:schemas-microsoft-com:vml" xmlns:wp14="http://schemas.microsoft.com/office/word/2010/wordprocessingDrawing" xmlns:wp="http://schemas.openxmlformats.org/drawingml/2006/wordprocessingDrawing" xmlns:w10="urn:schemas-microsoft-com:office:word" xmlns:w="http://schemas.openxmlformats.org/wordprocessingml/2006/main" xmlns:w14="http://schemas.microsoft.com/office/word/2010/wordml" xmlns:w15="http://schemas.microsoft.com/office/word/2012/wordml" xmlns:w16cex="http://schemas.microsoft.com/office/word/2018/wordml/cex" xmlns:w16cid="http://schemas.microsoft.com/office/word/2016/wordml/cid" xmlns:w16="http://schemas.microsoft.com/office/word/2018/wordml" xmlns:w16du="http://schemas.microsoft.com/office/word/2023/wordml/word16du" xmlns:w16sdtdh="http://schemas.microsoft.com/office/word/2020/wordml/sdtdatahash" xmlns:w16sdtfl="http://schemas.microsoft.com/office/word/2024/wordml/sdtformatlock" xmlns:w16se="http://schemas.microsoft.com/office/word/2015/wordml/symex" xmlns:wpg="http://schemas.microsoft.com/office/word/2010/wordprocessingGroup" xmlns:wpi="http://schemas.microsoft.com/office/word/2010/wordprocessingInk" xmlns:wne="http://schemas.microsoft.com/office/word/2006/wordml" xmlns:wps="http://schemas.microsoft.com/office/word/2010/wordprocessingShape" mc:Ignorable="w14 w15 w16se w16cid w16 w16cex w16sdtdh w16sdtfl w16du wp14">
   <w:footnote w:type="separator" w:id="-1">
     <w:p>
       <w:pPr>
@@ -959,7 +1038,7 @@
 </file>
 
 <file path=word/header1.xml><?xml version="1.0" encoding="utf-8"?>
-<w:hdr xmlns:wpc="http://schemas.microsoft.com/office/word/2010/wordprocessingCanvas" xmlns:cx="http://schemas.microsoft.com/office/drawing/2014/chartex" xmlns:cx1="http://schemas.microsoft.com/office/drawing/2015/9/8/chartex" xmlns:cx2="http://schemas.microsoft.com/office/drawing/2015/10/21/chartex" xmlns:cx3="http://schemas.microsoft.com/office/drawing/2016/5/9/chartex" xmlns:cx4="http://schemas.microsoft.com/office/drawing/2016/5/10/chartex" xmlns:cx5="http://schemas.microsoft.com/office/drawing/2016/5/11/chartex" xmlns:cx6="http://schemas.microsoft.com/office/drawing/2016/5/12/chartex" xmlns:cx7="http://schemas.microsoft.com/office/drawing/2016/5/13/chartex" xmlns:cx8="http://schemas.microsoft.com/office/drawing/2016/5/14/chartex" xmlns:mc="http://schemas.openxmlformats.org/markup-compatibility/2006" xmlns:aink="http://schemas.microsoft.com/office/drawing/2016/ink" xmlns:am3d="http://schemas.microsoft.com/office/drawing/2017/model3d" xmlns:o="urn:schemas-microsoft-com:office:office" xmlns:oel="http://schemas.microsoft.com/office/2019/extlst" xmlns:r="http://schemas.openxmlformats.org/officeDocument/2006/relationships" xmlns:m="http://schemas.openxmlformats.org/officeDocument/2006/math" xmlns:v="urn:schemas-microsoft-com:vml" xmlns:wp14="http://schemas.microsoft.com/office/word/2010/wordprocessingDrawing" xmlns:wp="http://schemas.openxmlformats.org/drawingml/2006/wordprocessingDrawing" xmlns:w10="urn:schemas-microsoft-com:office:word" xmlns:w="http://schemas.openxmlformats.org/wordprocessingml/2006/main" xmlns:w14="http://schemas.microsoft.com/office/word/2010/wordml" xmlns:w15="http://schemas.microsoft.com/office/word/2012/wordml" xmlns:w16cex="http://schemas.microsoft.com/office/word/2018/wordml/cex" xmlns:w16cid="http://schemas.microsoft.com/office/word/2016/wordml/cid" xmlns:w16="http://schemas.microsoft.com/office/word/2018/wordml" xmlns:w16sdtdh="http://schemas.microsoft.com/office/word/2020/wordml/sdtdatahash" xmlns:w16se="http://schemas.microsoft.com/office/word/2015/wordml/symex" xmlns:wpg="http://schemas.microsoft.com/office/word/2010/wordprocessingGroup" xmlns:wpi="http://schemas.microsoft.com/office/word/2010/wordprocessingInk" xmlns:wne="http://schemas.microsoft.com/office/word/2006/wordml" xmlns:wps="http://schemas.microsoft.com/office/word/2010/wordprocessingShape" mc:Ignorable="w14 w15 w16se w16cid w16 w16cex w16sdtdh wp14">
+<w:hdr xmlns:wpc="http://schemas.microsoft.com/office/word/2010/wordprocessingCanvas" xmlns:cx="http://schemas.microsoft.com/office/drawing/2014/chartex" xmlns:cx1="http://schemas.microsoft.com/office/drawing/2015/9/8/chartex" xmlns:cx2="http://schemas.microsoft.com/office/drawing/2015/10/21/chartex" xmlns:cx3="http://schemas.microsoft.com/office/drawing/2016/5/9/chartex" xmlns:cx4="http://schemas.microsoft.com/office/drawing/2016/5/10/chartex" xmlns:cx5="http://schemas.microsoft.com/office/drawing/2016/5/11/chartex" xmlns:cx6="http://schemas.microsoft.com/office/drawing/2016/5/12/chartex" xmlns:cx7="http://schemas.microsoft.com/office/drawing/2016/5/13/chartex" xmlns:cx8="http://schemas.microsoft.com/office/drawing/2016/5/14/chartex" xmlns:mc="http://schemas.openxmlformats.org/markup-compatibility/2006" xmlns:aink="http://schemas.microsoft.com/office/drawing/2016/ink" xmlns:am3d="http://schemas.microsoft.com/office/drawing/2017/model3d" xmlns:o="urn:schemas-microsoft-com:office:office" xmlns:oel="http://schemas.microsoft.com/office/2019/extlst" xmlns:r="http://schemas.openxmlformats.org/officeDocument/2006/relationships" xmlns:m="http://schemas.openxmlformats.org/officeDocument/2006/math" xmlns:v="urn:schemas-microsoft-com:vml" xmlns:wp14="http://schemas.microsoft.com/office/word/2010/wordprocessingDrawing" xmlns:wp="http://schemas.openxmlformats.org/drawingml/2006/wordprocessingDrawing" xmlns:w10="urn:schemas-microsoft-com:office:word" xmlns:w="http://schemas.openxmlformats.org/wordprocessingml/2006/main" xmlns:w14="http://schemas.microsoft.com/office/word/2010/wordml" xmlns:w15="http://schemas.microsoft.com/office/word/2012/wordml" xmlns:w16cex="http://schemas.microsoft.com/office/word/2018/wordml/cex" xmlns:w16cid="http://schemas.microsoft.com/office/word/2016/wordml/cid" xmlns:w16="http://schemas.microsoft.com/office/word/2018/wordml" xmlns:w16du="http://schemas.microsoft.com/office/word/2023/wordml/word16du" xmlns:w16sdtdh="http://schemas.microsoft.com/office/word/2020/wordml/sdtdatahash" xmlns:w16sdtfl="http://schemas.microsoft.com/office/word/2024/wordml/sdtformatlock" xmlns:w16se="http://schemas.microsoft.com/office/word/2015/wordml/symex" xmlns:wpg="http://schemas.microsoft.com/office/word/2010/wordprocessingGroup" xmlns:wpi="http://schemas.microsoft.com/office/word/2010/wordprocessingInk" xmlns:wne="http://schemas.microsoft.com/office/word/2006/wordml" xmlns:wps="http://schemas.microsoft.com/office/word/2010/wordprocessingShape" mc:Ignorable="w14 w15 w16se w16cid w16 w16cex w16sdtdh w16sdtfl w16du wp14">
   <w:p>
     <w:pPr>
       <w:pStyle w:val="Header"/>
@@ -969,7 +1048,7 @@
 </file>
 
 <file path=word/header2.xml><?xml version="1.0" encoding="utf-8"?>
-<w:hdr xmlns:wpc="http://schemas.microsoft.com/office/word/2010/wordprocessingCanvas" xmlns:cx="http://schemas.microsoft.com/office/drawing/2014/chartex" xmlns:cx1="http://schemas.microsoft.com/office/drawing/2015/9/8/chartex" xmlns:cx2="http://schemas.microsoft.com/office/drawing/2015/10/21/chartex" xmlns:cx3="http://schemas.microsoft.com/office/drawing/2016/5/9/chartex" xmlns:cx4="http://schemas.microsoft.com/office/drawing/2016/5/10/chartex" xmlns:cx5="http://schemas.microsoft.com/office/drawing/2016/5/11/chartex" xmlns:cx6="http://schemas.microsoft.com/office/drawing/2016/5/12/chartex" xmlns:cx7="http://schemas.microsoft.com/office/drawing/2016/5/13/chartex" xmlns:cx8="http://schemas.microsoft.com/office/drawing/2016/5/14/chartex" xmlns:mc="http://schemas.openxmlformats.org/markup-compatibility/2006" xmlns:aink="http://schemas.microsoft.com/office/drawing/2016/ink" xmlns:am3d="http://schemas.microsoft.com/office/drawing/2017/model3d" xmlns:o="urn:schemas-microsoft-com:office:office" xmlns:oel="http://schemas.microsoft.com/office/2019/extlst" xmlns:r="http://schemas.openxmlformats.org/officeDocument/2006/relationships" xmlns:m="http://schemas.openxmlformats.org/officeDocument/2006/math" xmlns:v="urn:schemas-microsoft-com:vml" xmlns:wp14="http://schemas.microsoft.com/office/word/2010/wordprocessingDrawing" xmlns:wp="http://schemas.openxmlformats.org/drawingml/2006/wordprocessingDrawing" xmlns:w10="urn:schemas-microsoft-com:office:word" xmlns:w="http://schemas.openxmlformats.org/wordprocessingml/2006/main" xmlns:w14="http://schemas.microsoft.com/office/word/2010/wordml" xmlns:w15="http://schemas.microsoft.com/office/word/2012/wordml" xmlns:w16cex="http://schemas.microsoft.com/office/word/2018/wordml/cex" xmlns:w16cid="http://schemas.microsoft.com/office/word/2016/wordml/cid" xmlns:w16="http://schemas.microsoft.com/office/word/2018/wordml" xmlns:w16sdtdh="http://schemas.microsoft.com/office/word/2020/wordml/sdtdatahash" xmlns:w16se="http://schemas.microsoft.com/office/word/2015/wordml/symex" xmlns:wpg="http://schemas.microsoft.com/office/word/2010/wordprocessingGroup" xmlns:wpi="http://schemas.microsoft.com/office/word/2010/wordprocessingInk" xmlns:wne="http://schemas.microsoft.com/office/word/2006/wordml" xmlns:wps="http://schemas.microsoft.com/office/word/2010/wordprocessingShape" mc:Ignorable="w14 w15 w16se w16cid w16 w16cex w16sdtdh wp14">
+<w:hdr xmlns:wpc="http://schemas.microsoft.com/office/word/2010/wordprocessingCanvas" xmlns:cx="http://schemas.microsoft.com/office/drawing/2014/chartex" xmlns:cx1="http://schemas.microsoft.com/office/drawing/2015/9/8/chartex" xmlns:cx2="http://schemas.microsoft.com/office/drawing/2015/10/21/chartex" xmlns:cx3="http://schemas.microsoft.com/office/drawing/2016/5/9/chartex" xmlns:cx4="http://schemas.microsoft.com/office/drawing/2016/5/10/chartex" xmlns:cx5="http://schemas.microsoft.com/office/drawing/2016/5/11/chartex" xmlns:cx6="http://schemas.microsoft.com/office/drawing/2016/5/12/chartex" xmlns:cx7="http://schemas.microsoft.com/office/drawing/2016/5/13/chartex" xmlns:cx8="http://schemas.microsoft.com/office/drawing/2016/5/14/chartex" xmlns:mc="http://schemas.openxmlformats.org/markup-compatibility/2006" xmlns:aink="http://schemas.microsoft.com/office/drawing/2016/ink" xmlns:am3d="http://schemas.microsoft.com/office/drawing/2017/model3d" xmlns:o="urn:schemas-microsoft-com:office:office" xmlns:oel="http://schemas.microsoft.com/office/2019/extlst" xmlns:r="http://schemas.openxmlformats.org/officeDocument/2006/relationships" xmlns:m="http://schemas.openxmlformats.org/officeDocument/2006/math" xmlns:v="urn:schemas-microsoft-com:vml" xmlns:wp14="http://schemas.microsoft.com/office/word/2010/wordprocessingDrawing" xmlns:wp="http://schemas.openxmlformats.org/drawingml/2006/wordprocessingDrawing" xmlns:w10="urn:schemas-microsoft-com:office:word" xmlns:w="http://schemas.openxmlformats.org/wordprocessingml/2006/main" xmlns:w14="http://schemas.microsoft.com/office/word/2010/wordml" xmlns:w15="http://schemas.microsoft.com/office/word/2012/wordml" xmlns:w16cex="http://schemas.microsoft.com/office/word/2018/wordml/cex" xmlns:w16cid="http://schemas.microsoft.com/office/word/2016/wordml/cid" xmlns:w16="http://schemas.microsoft.com/office/word/2018/wordml" xmlns:w16du="http://schemas.microsoft.com/office/word/2023/wordml/word16du" xmlns:w16sdtdh="http://schemas.microsoft.com/office/word/2020/wordml/sdtdatahash" xmlns:w16sdtfl="http://schemas.microsoft.com/office/word/2024/wordml/sdtformatlock" xmlns:w16se="http://schemas.microsoft.com/office/word/2015/wordml/symex" xmlns:wpg="http://schemas.microsoft.com/office/word/2010/wordprocessingGroup" xmlns:wpi="http://schemas.microsoft.com/office/word/2010/wordprocessingInk" xmlns:wne="http://schemas.microsoft.com/office/word/2006/wordml" xmlns:wps="http://schemas.microsoft.com/office/word/2010/wordprocessingShape" mc:Ignorable="w14 w15 w16se w16cid w16 w16cex w16sdtdh w16sdtfl w16du wp14">
   <w:p>
     <w:pPr>
       <w:pStyle w:val="Header"/>
@@ -980,7 +1059,7 @@
 </file>
 
 <file path=word/header3.xml><?xml version="1.0" encoding="utf-8"?>
-<w:hdr xmlns:wpc="http://schemas.microsoft.com/office/word/2010/wordprocessingCanvas" xmlns:cx="http://schemas.microsoft.com/office/drawing/2014/chartex" xmlns:cx1="http://schemas.microsoft.com/office/drawing/2015/9/8/chartex" xmlns:cx2="http://schemas.microsoft.com/office/drawing/2015/10/21/chartex" xmlns:cx3="http://schemas.microsoft.com/office/drawing/2016/5/9/chartex" xmlns:cx4="http://schemas.microsoft.com/office/drawing/2016/5/10/chartex" xmlns:cx5="http://schemas.microsoft.com/office/drawing/2016/5/11/chartex" xmlns:cx6="http://schemas.microsoft.com/office/drawing/2016/5/12/chartex" xmlns:cx7="http://schemas.microsoft.com/office/drawing/2016/5/13/chartex" xmlns:cx8="http://schemas.microsoft.com/office/drawing/2016/5/14/chartex" xmlns:mc="http://schemas.openxmlformats.org/markup-compatibility/2006" xmlns:aink="http://schemas.microsoft.com/office/drawing/2016/ink" xmlns:am3d="http://schemas.microsoft.com/office/drawing/2017/model3d" xmlns:o="urn:schemas-microsoft-com:office:office" xmlns:oel="http://schemas.microsoft.com/office/2019/extlst" xmlns:r="http://schemas.openxmlformats.org/officeDocument/2006/relationships" xmlns:m="http://schemas.openxmlformats.org/officeDocument/2006/math" xmlns:v="urn:schemas-microsoft-com:vml" xmlns:wp14="http://schemas.microsoft.com/office/word/2010/wordprocessingDrawing" xmlns:wp="http://schemas.openxmlformats.org/drawingml/2006/wordprocessingDrawing" xmlns:w10="urn:schemas-microsoft-com:office:word" xmlns:w="http://schemas.openxmlformats.org/wordprocessingml/2006/main" xmlns:w14="http://schemas.microsoft.com/office/word/2010/wordml" xmlns:w15="http://schemas.microsoft.com/office/word/2012/wordml" xmlns:w16cex="http://schemas.microsoft.com/office/word/2018/wordml/cex" xmlns:w16cid="http://schemas.microsoft.com/office/word/2016/wordml/cid" xmlns:w16="http://schemas.microsoft.com/office/word/2018/wordml" xmlns:w16sdtdh="http://schemas.microsoft.com/office/word/2020/wordml/sdtdatahash" xmlns:w16se="http://schemas.microsoft.com/office/word/2015/wordml/symex" xmlns:wpg="http://schemas.microsoft.com/office/word/2010/wordprocessingGroup" xmlns:wpi="http://schemas.microsoft.com/office/word/2010/wordprocessingInk" xmlns:wne="http://schemas.microsoft.com/office/word/2006/wordml" xmlns:wps="http://schemas.microsoft.com/office/word/2010/wordprocessingShape" mc:Ignorable="w14 w15 w16se w16cid w16 w16cex w16sdtdh wp14">
+<w:hdr xmlns:wpc="http://schemas.microsoft.com/office/word/2010/wordprocessingCanvas" xmlns:cx="http://schemas.microsoft.com/office/drawing/2014/chartex" xmlns:cx1="http://schemas.microsoft.com/office/drawing/2015/9/8/chartex" xmlns:cx2="http://schemas.microsoft.com/office/drawing/2015/10/21/chartex" xmlns:cx3="http://schemas.microsoft.com/office/drawing/2016/5/9/chartex" xmlns:cx4="http://schemas.microsoft.com/office/drawing/2016/5/10/chartex" xmlns:cx5="http://schemas.microsoft.com/office/drawing/2016/5/11/chartex" xmlns:cx6="http://schemas.microsoft.com/office/drawing/2016/5/12/chartex" xmlns:cx7="http://schemas.microsoft.com/office/drawing/2016/5/13/chartex" xmlns:cx8="http://schemas.microsoft.com/office/drawing/2016/5/14/chartex" xmlns:mc="http://schemas.openxmlformats.org/markup-compatibility/2006" xmlns:aink="http://schemas.microsoft.com/office/drawing/2016/ink" xmlns:am3d="http://schemas.microsoft.com/office/drawing/2017/model3d" xmlns:o="urn:schemas-microsoft-com:office:office" xmlns:oel="http://schemas.microsoft.com/office/2019/extlst" xmlns:r="http://schemas.openxmlformats.org/officeDocument/2006/relationships" xmlns:m="http://schemas.openxmlformats.org/officeDocument/2006/math" xmlns:v="urn:schemas-microsoft-com:vml" xmlns:wp14="http://schemas.microsoft.com/office/word/2010/wordprocessingDrawing" xmlns:wp="http://schemas.openxmlformats.org/drawingml/2006/wordprocessingDrawing" xmlns:w10="urn:schemas-microsoft-com:office:word" xmlns:w="http://schemas.openxmlformats.org/wordprocessingml/2006/main" xmlns:w14="http://schemas.microsoft.com/office/word/2010/wordml" xmlns:w15="http://schemas.microsoft.com/office/word/2012/wordml" xmlns:w16cex="http://schemas.microsoft.com/office/word/2018/wordml/cex" xmlns:w16cid="http://schemas.microsoft.com/office/word/2016/wordml/cid" xmlns:w16="http://schemas.microsoft.com/office/word/2018/wordml" xmlns:w16du="http://schemas.microsoft.com/office/word/2023/wordml/word16du" xmlns:w16sdtdh="http://schemas.microsoft.com/office/word/2020/wordml/sdtdatahash" xmlns:w16sdtfl="http://schemas.microsoft.com/office/word/2024/wordml/sdtformatlock" xmlns:w16se="http://schemas.microsoft.com/office/word/2015/wordml/symex" xmlns:wpg="http://schemas.microsoft.com/office/word/2010/wordprocessingGroup" xmlns:wpi="http://schemas.microsoft.com/office/word/2010/wordprocessingInk" xmlns:wne="http://schemas.microsoft.com/office/word/2006/wordml" xmlns:wps="http://schemas.microsoft.com/office/word/2010/wordprocessingShape" mc:Ignorable="w14 w15 w16se w16cid w16 w16cex w16sdtdh w16sdtfl w16du wp14">
   <w:p>
     <w:pPr>
       <w:pStyle w:val="Header"/>
@@ -989,7 +1068,7 @@
     <w:r>
       <w:tab/>
       <w:tab/>
-      <w:t>2026-06-17</w:t>
+      <w:t>2026-06-18</w:t>
       <w:br/>
       <w:br/>
     </w:r>
@@ -1006,7 +1085,7 @@
 </file>
 
 <file path=word/numbering.xml><?xml version="1.0" encoding="utf-8"?>
-<w:numbering xmlns:wpc="http://schemas.microsoft.com/office/word/2010/wordprocessingCanvas" xmlns:cx="http://schemas.microsoft.com/office/drawing/2014/chartex" xmlns:cx1="http://schemas.microsoft.com/office/drawing/2015/9/8/chartex" xmlns:cx2="http://schemas.microsoft.com/office/drawing/2015/10/21/chartex" xmlns:cx3="http://schemas.microsoft.com/office/drawing/2016/5/9/chartex" xmlns:cx4="http://schemas.microsoft.com/office/drawing/2016/5/10/chartex" xmlns:cx5="http://schemas.microsoft.com/office/drawing/2016/5/11/chartex" xmlns:cx6="http://schemas.microsoft.com/office/drawing/2016/5/12/chartex" xmlns:cx7="http://schemas.microsoft.com/office/drawing/2016/5/13/chartex" xmlns:cx8="http://schemas.microsoft.com/office/drawing/2016/5/14/chartex" xmlns:mc="http://schemas.openxmlformats.org/markup-compatibility/2006" xmlns:aink="http://schemas.microsoft.com/office/drawing/2016/ink" xmlns:am3d="http://schemas.microsoft.com/office/drawing/2017/model3d" xmlns:o="urn:schemas-microsoft-com:office:office" xmlns:oel="http://schemas.microsoft.com/office/2019/extlst" xmlns:r="http://schemas.openxmlformats.org/officeDocument/2006/relationships" xmlns:m="http://schemas.openxmlformats.org/officeDocument/2006/math" xmlns:v="urn:schemas-microsoft-com:vml" xmlns:wp14="http://schemas.microsoft.com/office/word/2010/wordprocessingDrawing" xmlns:wp="http://schemas.openxmlformats.org/drawingml/2006/wordprocessingDrawing" xmlns:w10="urn:schemas-microsoft-com:office:word" xmlns:w="http://schemas.openxmlformats.org/wordprocessingml/2006/main" xmlns:w14="http://schemas.microsoft.com/office/word/2010/wordml" xmlns:w15="http://schemas.microsoft.com/office/word/2012/wordml" xmlns:w16cex="http://schemas.microsoft.com/office/word/2018/wordml/cex" xmlns:w16cid="http://schemas.microsoft.com/office/word/2016/wordml/cid" xmlns:w16="http://schemas.microsoft.com/office/word/2018/wordml" xmlns:w16sdtdh="http://schemas.microsoft.com/office/word/2020/wordml/sdtdatahash" xmlns:w16se="http://schemas.microsoft.com/office/word/2015/wordml/symex" xmlns:wpg="http://schemas.microsoft.com/office/word/2010/wordprocessingGroup" xmlns:wpi="http://schemas.microsoft.com/office/word/2010/wordprocessingInk" xmlns:wne="http://schemas.microsoft.com/office/word/2006/wordml" xmlns:wps="http://schemas.microsoft.com/office/word/2010/wordprocessingShape" mc:Ignorable="w14 w15 w16se w16cid w16 w16cex w16sdtdh wp14">
+<w:numbering xmlns:wpc="http://schemas.microsoft.com/office/word/2010/wordprocessingCanvas" xmlns:cx="http://schemas.microsoft.com/office/drawing/2014/chartex" xmlns:cx1="http://schemas.microsoft.com/office/drawing/2015/9/8/chartex" xmlns:cx2="http://schemas.microsoft.com/office/drawing/2015/10/21/chartex" xmlns:cx3="http://schemas.microsoft.com/office/drawing/2016/5/9/chartex" xmlns:cx4="http://schemas.microsoft.com/office/drawing/2016/5/10/chartex" xmlns:cx5="http://schemas.microsoft.com/office/drawing/2016/5/11/chartex" xmlns:cx6="http://schemas.microsoft.com/office/drawing/2016/5/12/chartex" xmlns:cx7="http://schemas.microsoft.com/office/drawing/2016/5/13/chartex" xmlns:cx8="http://schemas.microsoft.com/office/drawing/2016/5/14/chartex" xmlns:mc="http://schemas.openxmlformats.org/markup-compatibility/2006" xmlns:aink="http://schemas.microsoft.com/office/drawing/2016/ink" xmlns:am3d="http://schemas.microsoft.com/office/drawing/2017/model3d" xmlns:o="urn:schemas-microsoft-com:office:office" xmlns:oel="http://schemas.microsoft.com/office/2019/extlst" xmlns:r="http://schemas.openxmlformats.org/officeDocument/2006/relationships" xmlns:m="http://schemas.openxmlformats.org/officeDocument/2006/math" xmlns:v="urn:schemas-microsoft-com:vml" xmlns:wp14="http://schemas.microsoft.com/office/word/2010/wordprocessingDrawing" xmlns:wp="http://schemas.openxmlformats.org/drawingml/2006/wordprocessingDrawing" xmlns:w10="urn:schemas-microsoft-com:office:word" xmlns:w="http://schemas.openxmlformats.org/wordprocessingml/2006/main" xmlns:w14="http://schemas.microsoft.com/office/word/2010/wordml" xmlns:w15="http://schemas.microsoft.com/office/word/2012/wordml" xmlns:w16cex="http://schemas.microsoft.com/office/word/2018/wordml/cex" xmlns:w16cid="http://schemas.microsoft.com/office/word/2016/wordml/cid" xmlns:w16="http://schemas.microsoft.com/office/word/2018/wordml" xmlns:w16du="http://schemas.microsoft.com/office/word/2023/wordml/word16du" xmlns:w16sdtdh="http://schemas.microsoft.com/office/word/2020/wordml/sdtdatahash" xmlns:w16sdtfl="http://schemas.microsoft.com/office/word/2024/wordml/sdtformatlock" xmlns:w16se="http://schemas.microsoft.com/office/word/2015/wordml/symex" xmlns:wpg="http://schemas.microsoft.com/office/word/2010/wordprocessingGroup" xmlns:wpi="http://schemas.microsoft.com/office/word/2010/wordprocessingInk" xmlns:wne="http://schemas.microsoft.com/office/word/2006/wordml" xmlns:wps="http://schemas.microsoft.com/office/word/2010/wordprocessingShape" mc:Ignorable="w14 w15 w16se w16cid w16 w16cex w16sdtdh w16sdtfl w16du wp14">
   <w:abstractNum w:abstractNumId="0" w15:restartNumberingAfterBreak="0">
     <w:nsid w:val="FFFFFF7C"/>
     <w:multiLevelType w:val="singleLevel"/>
@@ -1209,7 +1288,7 @@
 </file>
 
 <file path=word/styles.xml><?xml version="1.0" encoding="utf-8"?>
-<w:styles xmlns:mc="http://schemas.openxmlformats.org/markup-compatibility/2006" xmlns:r="http://schemas.openxmlformats.org/officeDocument/2006/relationships" xmlns:w="http://schemas.openxmlformats.org/wordprocessingml/2006/main" xmlns:w14="http://schemas.microsoft.com/office/word/2010/wordml" xmlns:w15="http://schemas.microsoft.com/office/word/2012/wordml" xmlns:w16cex="http://schemas.microsoft.com/office/word/2018/wordml/cex" xmlns:w16cid="http://schemas.microsoft.com/office/word/2016/wordml/cid" xmlns:w16="http://schemas.microsoft.com/office/word/2018/wordml" xmlns:w16sdtdh="http://schemas.microsoft.com/office/word/2020/wordml/sdtdatahash" xmlns:w16se="http://schemas.microsoft.com/office/word/2015/wordml/symex" mc:Ignorable="w14 w15 w16se w16cid w16 w16cex w16sdtdh">
+<w:styles xmlns:mc="http://schemas.openxmlformats.org/markup-compatibility/2006" xmlns:r="http://schemas.openxmlformats.org/officeDocument/2006/relationships" xmlns:w="http://schemas.openxmlformats.org/wordprocessingml/2006/main" xmlns:w14="http://schemas.microsoft.com/office/word/2010/wordml" xmlns:w15="http://schemas.microsoft.com/office/word/2012/wordml" xmlns:w16cex="http://schemas.microsoft.com/office/word/2018/wordml/cex" xmlns:w16cid="http://schemas.microsoft.com/office/word/2016/wordml/cid" xmlns:w16="http://schemas.microsoft.com/office/word/2018/wordml" xmlns:w16du="http://schemas.microsoft.com/office/word/2023/wordml/word16du" xmlns:w16sdtdh="http://schemas.microsoft.com/office/word/2020/wordml/sdtdatahash" xmlns:w16sdtfl="http://schemas.microsoft.com/office/word/2024/wordml/sdtformatlock" xmlns:w16se="http://schemas.microsoft.com/office/word/2015/wordml/symex" mc:Ignorable="w14 w15 w16se w16cid w16 w16cex w16sdtdh w16sdtfl w16du">
   <w:docDefaults>
     <w:rPrDefault>
       <w:rPr>
@@ -1967,7 +2046,7 @@
     <w:link w:val="TitleChar"/>
     <w:uiPriority w:val="10"/>
     <w:qFormat/>
-    <w:rsid w:val="007106C8"/>
+    <w:rsid w:val="00E854FA"/>
     <w:pPr>
       <w:spacing w:after="300" w:line="240" w:lineRule="auto"/>
       <w:contextualSpacing/>
@@ -1977,7 +2056,7 @@
       <w:rFonts w:eastAsiaTheme="majorEastAsia" w:cstheme="majorBidi"/>
       <w:spacing w:val="5"/>
       <w:kern w:val="28"/>
-      <w:sz w:val="52"/>
+      <w:sz w:val="40"/>
       <w:szCs w:val="52"/>
       <w:lang w:val="sv-SE" w:eastAsia="en-US" w:bidi="ar-SA"/>
     </w:rPr>
@@ -1987,12 +2066,12 @@
     <w:basedOn w:val="DefaultParagraphFont"/>
     <w:link w:val="Title"/>
     <w:uiPriority w:val="10"/>
-    <w:rsid w:val="007106C8"/>
+    <w:rsid w:val="00E854FA"/>
     <w:rPr>
       <w:rFonts w:ascii="Times New Roman" w:eastAsiaTheme="majorEastAsia" w:hAnsi="Times New Roman" w:cstheme="majorBidi"/>
       <w:spacing w:val="5"/>
       <w:kern w:val="28"/>
-      <w:sz w:val="52"/>
+      <w:sz w:val="40"/>
       <w:szCs w:val="52"/>
       <w:lang w:val="sv-SE" w:eastAsia="en-US" w:bidi="ar-SA"/>
     </w:rPr>

--- a/klagomål/A 16467-2025 FSC-klagomål.docx
+++ b/klagomål/A 16467-2025 FSC-klagomål.docx
@@ -1068,7 +1068,7 @@
     <w:r>
       <w:tab/>
       <w:tab/>
-      <w:t>2026-06-18</w:t>
+      <w:t>2026-06-19</w:t>
       <w:br/>
       <w:br/>
     </w:r>

--- a/klagomål/A 16467-2025 FSC-klagomål.docx
+++ b/klagomål/A 16467-2025 FSC-klagomål.docx
@@ -1068,7 +1068,7 @@
     <w:r>
       <w:tab/>
       <w:tab/>
-      <w:t>2026-06-19</w:t>
+      <w:t>2026-06-20</w:t>
       <w:br/>
       <w:br/>
     </w:r>

--- a/klagomål/A 16467-2025 FSC-klagomål.docx
+++ b/klagomål/A 16467-2025 FSC-klagomål.docx
@@ -168,38 +168,7 @@
     </w:p>
     <w:p>
       <w:r>
-        <w:t>Detta dokument behandlar höga naturvärden i avverkningsanmälan A 16467-2025 i Mullsjö kommun som inkom 2025-04-04 och omfattar 2,1 ha.</w:t>
-      </w:r>
-    </w:p>
-    <w:p>
-      <w:r>
-        <w:t>Nedan presenteras fynd av naturvårdsarter och fridlysta arter som gjorts i det avverkningsanmälda området, samt relevanta utdrag ur standarderna för FSC, Chain of Custody, Controlled Wood och PEFC. I BILAGA 1 finns artfakta om fridlysta arter.</w:t>
-      </w:r>
-    </w:p>
-    <w:p>
-      <w:r>
-        <w:t>Vi förväntar oss att ni återkommer med ett skriftligt svar på vårt klagomål och även beskriver vilka korrigerande åtgärder ni satt in för att rätta till identifierade brister i er efterlevnad av den svenska FSC standarden.</w:t>
-      </w:r>
-    </w:p>
-    <w:p>
-      <w:pPr>
-        <w:pStyle w:val="Heading1"/>
-      </w:pPr>
-      <w:r>
-        <w:t>Naturvårdsarter</w:t>
-      </w:r>
-    </w:p>
-    <w:p>
-      <w:r>
-        <w:t>I och inom 7 meter från avverkningsanmälan har följande 8 naturvårdsarter hittats: brunpudrad nållav (NT, T), stor sotdyna (NT), grön sköldmossa (S, T, §8), gulnål (S, T), kornig nållav (S, T), lönnlav (S), bandpraktmossa (T) och kransmossa (T). Av dessa är 2 rödlistade. För rödlistade arter har rödlistekategorin angivits inom parentes. Arter som är signalarter enligt Skogsstyrelsen har markerats med (S). Typiska arter inom Natura 2000 som är kopplade till skogsekosystem har markerats med (T). För fridlysta arter anges även paragrafen i Artskyddsförordningen som arten är fridlyst enligt.</w:t>
-      </w:r>
-    </w:p>
-    <w:p>
-      <w:r>
-        <w:t>De påträffade naturvårdsarterna är ett tydligt kvitto på att det rör sig om en skog med höga naturvärden.</w:t>
-      </w:r>
-      <w:r>
-        <w:t xml:space="preserve"> I Figur 1 visas fyndplatser för naturvårdsarter i området, som finns registrerade på Artportalen.</w:t>
+        <w:t>Detta klagomål behandlar höga naturvärden i avverkningsanmälan A 16467-2025 i Mullsjö kommun som inkom 2025-04-04 och omfattar 2,1 ha.</w:t>
       </w:r>
     </w:p>
     <w:p>
@@ -247,20 +216,66 @@
         <w:spacing w:after="240"/>
       </w:pPr>
       <w:r>
-        <w:t>Figur 1. Fyndplatser för naturvårdsarter i och inom 7 meter från avverkningsanmälan (röd linje). Markörer utan svart kant är placerade på fyndplatsen. Markörer med svart kant är placerade vid sidan av fyndplatsen och har ett svart streck som visar fyndplatsens exakta position. Kartans mittpunktskoordinat är N 6425425, E 429519 i SWEREF 99 TM.</w:t>
+        <w:t>Figur 1. Fyndplatser för naturvårdsarter i och inom 7 meter från avverkningsanmälan. Markörer utan svart kant är placerade på fyndplatsen. Markörer med svart kant är placerade vid sidan av fyndplatsen har ett svart streck som visar fyndplatsens exakta position. Kartans mittpunktskoordinat är N 6425425, E 429519 i SWEREF 99 TM.</w:t>
+      </w:r>
+    </w:p>
+    <w:p>
+      <w:r>
+        <w:t>I och inom 7 meter från avverkningsanmälan finns fynd av 8 naturvårdsarter, varav 2 är rödlistade, 1 är fridlyst, 6 är typiska (T) och 4 är signalarter (S): brunpudrad nållav (NT, T), stor sotdyna (NT), grön sköldmossa (S, T, §8), gulnål (S, T), kornig nållav (S, T), lönnlav (S), bandpraktmossa (T) och kransmossa (T). Se Figur 1.</w:t>
+      </w:r>
+    </w:p>
+    <w:p>
+      <w:r>
+        <w:t>Nedan presenteras relevanta utdrag ur standarderna för FSC, Chain of Custody, Controlled Wood och PEFC.</w:t>
+      </w:r>
+    </w:p>
+    <w:p>
+      <w:r>
+        <w:t>Vi förväntar oss att ni återkommer med ett skriftligt svar på vårt klagomål och även beskriver vilka korrigerande åtgärder ni satt in för att rätta till identifierade brister i er efterlevnad av den svenska FSC standarden.</w:t>
       </w:r>
     </w:p>
     <w:p>
       <w:pPr>
-        <w:pStyle w:val="Heading2"/>
+        <w:pStyle w:val="Heading1"/>
       </w:pPr>
       <w:r>
-        <w:t>Fridlysta arter</w:t>
+        <w:t>Naturvårdsarter och fridlysta arter</w:t>
       </w:r>
     </w:p>
     <w:p>
       <w:r>
-        <w:t>Följande fridlysta arter har sina livsmiljöer och växtplatser i den avverkningsanmälda skogen: grön sköldmossa (S, T, §8).</w:t>
+        <w:t>Nedan följer beskrivningar av de naturvårdsarter och fridlysta arter som har sina livsmiljöer och växtplatser i den avverkningsanmälda skogen. Se även ytterligare artfakta i BILAGA 1. De påträffade naturvårdsarterna är ett tydligt kvitto på att det rör sig om en skog med höga naturvärden.</w:t>
+      </w:r>
+    </w:p>
+    <w:p>
+      <w:r>
+        <w:rPr>
+          <w:b/>
+        </w:rPr>
+        <w:t>Brunpudrad nållav (NT)</w:t>
+      </w:r>
+      <w:r>
+        <w:t xml:space="preserve"> är beroende av hög, jämn luftfuktighet och kan påträffas i fuktiga skogar av naturskogskaraktär, ofta i sumpgranskog eller andra sumpskogar. Arten är placerad högst upp i Skogsstyrelsens värdepyramid för bedömning av skog med höga naturvärden och förekomster bör undantas från skogsbruksåtgärder. Brunpudrad nållav är typisk art för </w:t>
+      </w:r>
+      <w:r>
+        <w:rPr>
+          <w:i/>
+        </w:rPr>
+        <w:t>9010 Taiga</w:t>
+      </w:r>
+      <w:r>
+        <w:t xml:space="preserve"> (SLU Artdatabanken, 2024; Nitare &amp; Skogsstyrelsen, 2019).</w:t>
+      </w:r>
+    </w:p>
+    <w:p>
+      <w:r>
+        <w:rPr>
+          <w:b/>
+        </w:rPr>
+        <w:t>Stor sotdyna (NT)</w:t>
+      </w:r>
+      <w:r>
+        <w:t xml:space="preserve"> är en vednedbrytare som växer på gamla, döda, stående eller fallna, ännu barkförsedda stammar av klibbal där de svarta stromata bryter fram under bark eller ur ved. Arten missgynnas av att olikåldriga bestånd av äldre klibbal med lång kontinuitet blir alltmer sällsynta. En slutavverkning, skoglig gallring eller annat uttag av virke som ger ett förändrat lokalklimat på växtplatsen innebär ett direkt hot. Även minskad tillgång på lämpliga substrat, d.v.s. murknande lövved, är ett hot. Skogliga åtgärder som innebär att lågor och döda eller skadade träd tas bort missgynnar arten (SLU Artdatabanken, 2024).</w:t>
       </w:r>
     </w:p>
     <w:p>
@@ -294,15 +309,60 @@
     </w:p>
     <w:p>
       <w:r>
-        <w:t>I BILAGA 1 finns mer detaljerad information om ekologi samt krav på livsmiljö hos fridlysta arter.</w:t>
+        <w:rPr>
+          <w:b/>
+        </w:rPr>
+        <w:t>Gulnål</w:t>
+      </w:r>
+      <w:r>
+        <w:t xml:space="preserve"> växer mest på murknande lövträdsved och barrträdsved och förekommer i skuggiga miljöer med hög luftfuktighet. I södra Sverige är den en relativt bra signal på biotoper med höga naturvärden och följs ofta av sällsynta arter. Gulnål är typisk art för </w:t>
+      </w:r>
+      <w:r>
+        <w:rPr>
+          <w:i/>
+        </w:rPr>
+        <w:t>9110 Näringsfattig bokskog</w:t>
+      </w:r>
+      <w:r>
+        <w:t xml:space="preserve"> och</w:t>
+      </w:r>
+      <w:r>
+        <w:rPr>
+          <w:i/>
+        </w:rPr>
+        <w:t xml:space="preserve"> 9130 Näringsrik bokskog </w:t>
+      </w:r>
+      <w:r>
+        <w:t>(Nitare &amp; Skogsstyrelsen, 2019; SLU Artdatabanken, 2025).</w:t>
       </w:r>
     </w:p>
     <w:p>
-      <w:pPr>
-        <w:pStyle w:val="Heading2"/>
-      </w:pPr>
-      <w:r>
-        <w:t>Övriga naturvårdsarter</w:t>
+      <w:r>
+        <w:rPr>
+          <w:b/>
+        </w:rPr>
+        <w:t xml:space="preserve">Kornig nållav </w:t>
+      </w:r>
+      <w:r>
+        <w:t xml:space="preserve">förekommer i skuggiga miljöer med hög luftfuktighet och påträffas främst i gamla skogar eller på gamla träd. Den signalerar höga naturvärden och på lokalerna finns ofta flera ovanliga och rödlistade arter. Kornig nållav är typisk art för </w:t>
+      </w:r>
+      <w:r>
+        <w:rPr>
+          <w:i/>
+        </w:rPr>
+        <w:t xml:space="preserve">9110 Näringsfattig bokskog </w:t>
+      </w:r>
+      <w:r>
+        <w:t>och</w:t>
+      </w:r>
+      <w:r>
+        <w:rPr>
+          <w:i/>
+        </w:rPr>
+        <w:t xml:space="preserve"> 9130 Näringsrik bokskog</w:t>
+      </w:r>
+      <w:r>
+        <w:t xml:space="preserve"> (SLU Artdatabanken, 2024; Nitare &amp; Skogsstyrelsen, 2019).</w:t>
       </w:r>
     </w:p>
     <w:p>
@@ -348,84 +408,6 @@
         <w:rPr>
           <w:b/>
         </w:rPr>
-        <w:t>Brunpudrad nållav (NT)</w:t>
-      </w:r>
-      <w:r>
-        <w:t xml:space="preserve"> är beroende av hög, jämn luftfuktighet och kan påträffas i fuktiga skogar av naturskogskaraktär, ofta i sumpgranskog eller andra sumpskogar. Arten är placerad högst upp i Skogsstyrelsens värdepyramid för bedömning av skog med höga naturvärden och förekomster bör undantas från skogsbruksåtgärder. Brunpudrad nållav är typisk art för </w:t>
-      </w:r>
-      <w:r>
-        <w:rPr>
-          <w:i/>
-        </w:rPr>
-        <w:t>9010 Taiga</w:t>
-      </w:r>
-      <w:r>
-        <w:t xml:space="preserve"> (SLU Artdatabanken, 2024; Nitare &amp; Skogsstyrelsen, 2019).</w:t>
-      </w:r>
-    </w:p>
-    <w:p>
-      <w:r>
-        <w:rPr>
-          <w:b/>
-        </w:rPr>
-        <w:t>Gulnål</w:t>
-      </w:r>
-      <w:r>
-        <w:t xml:space="preserve"> växer mest på murknande lövträdsved och barrträdsved och förekommer i skuggiga miljöer med hög luftfuktighet. I södra Sverige är den en relativt bra signal på biotoper med höga naturvärden och följs ofta av sällsynta arter. Gulnål är typisk art för </w:t>
-      </w:r>
-      <w:r>
-        <w:rPr>
-          <w:i/>
-        </w:rPr>
-        <w:t>9110 Näringsfattig bokskog</w:t>
-      </w:r>
-      <w:r>
-        <w:t xml:space="preserve"> och</w:t>
-      </w:r>
-      <w:r>
-        <w:rPr>
-          <w:i/>
-        </w:rPr>
-        <w:t xml:space="preserve"> 9130 Näringsrik bokskog </w:t>
-      </w:r>
-      <w:r>
-        <w:t>(Nitare &amp; Skogsstyrelsen, 2019; SLU Artdatabanken, 2025).</w:t>
-      </w:r>
-    </w:p>
-    <w:p>
-      <w:r>
-        <w:rPr>
-          <w:b/>
-        </w:rPr>
-        <w:t xml:space="preserve">Kornig nållav </w:t>
-      </w:r>
-      <w:r>
-        <w:t xml:space="preserve">förekommer i skuggiga miljöer med hög luftfuktighet och påträffas främst i gamla skogar eller på gamla träd. Den signalerar höga naturvärden och på lokalerna finns ofta flera ovanliga och rödlistade arter. Kornig nållav är typisk art för </w:t>
-      </w:r>
-      <w:r>
-        <w:rPr>
-          <w:i/>
-        </w:rPr>
-        <w:t xml:space="preserve">9110 Näringsfattig bokskog </w:t>
-      </w:r>
-      <w:r>
-        <w:t>och</w:t>
-      </w:r>
-      <w:r>
-        <w:rPr>
-          <w:i/>
-        </w:rPr>
-        <w:t xml:space="preserve"> 9130 Näringsrik bokskog</w:t>
-      </w:r>
-      <w:r>
-        <w:t xml:space="preserve"> (SLU Artdatabanken, 2024; Nitare &amp; Skogsstyrelsen, 2019).</w:t>
-      </w:r>
-    </w:p>
-    <w:p>
-      <w:r>
-        <w:rPr>
-          <w:b/>
-        </w:rPr>
         <w:t>Kransmossa</w:t>
       </w:r>
       <w:r>
@@ -448,17 +430,6 @@
       </w:r>
       <w:r>
         <w:t>(SLU Artdatabanken, 2025).</w:t>
-      </w:r>
-    </w:p>
-    <w:p>
-      <w:r>
-        <w:rPr>
-          <w:b/>
-        </w:rPr>
-        <w:t>Stor sotdyna (NT)</w:t>
-      </w:r>
-      <w:r>
-        <w:t xml:space="preserve"> är en vednedbrytare som växer på gamla, döda, stående eller fallna, ännu barkförsedda stammar av klibbal där de svarta stromata bryter fram under bark eller ur ved. Arten missgynnas av att olikåldriga bestånd av äldre klibbal med lång kontinuitet blir alltmer sällsynta. En slutavverkning, skoglig gallring eller annat uttag av virke som ger ett förändrat lokalklimat på växtplatsen innebär ett direkt hot. Även minskad tillgång på lämpliga substrat, d.v.s. murknande lövved, är ett hot. Skogliga åtgärder som innebär att lågor och döda eller skadade träd tas bort missgynnar arten (SLU Artdatabanken, 2024).</w:t>
       </w:r>
     </w:p>
     <w:p>
@@ -1068,7 +1039,7 @@
     <w:r>
       <w:tab/>
       <w:tab/>
-      <w:t>2026-06-20</w:t>
+      <w:t>2026-06-21</w:t>
       <w:br/>
       <w:br/>
     </w:r>

--- a/klagomål/A 16467-2025 FSC-klagomål.docx
+++ b/klagomål/A 16467-2025 FSC-klagomål.docx
@@ -1039,7 +1039,7 @@
     <w:r>
       <w:tab/>
       <w:tab/>
-      <w:t>2026-06-21</w:t>
+      <w:t>2026-06-22</w:t>
       <w:br/>
       <w:br/>
     </w:r>

--- a/klagomål/A 16467-2025 FSC-klagomål.docx
+++ b/klagomål/A 16467-2025 FSC-klagomål.docx
@@ -1039,7 +1039,7 @@
     <w:r>
       <w:tab/>
       <w:tab/>
-      <w:t>2026-06-22</w:t>
+      <w:t>2026-06-23</w:t>
       <w:br/>
       <w:br/>
     </w:r>

--- a/klagomål/A 16467-2025 FSC-klagomål.docx
+++ b/klagomål/A 16467-2025 FSC-klagomål.docx
@@ -1039,7 +1039,7 @@
     <w:r>
       <w:tab/>
       <w:tab/>
-      <w:t>2026-06-23</w:t>
+      <w:t>2026-06-24</w:t>
       <w:br/>
       <w:br/>
     </w:r>

--- a/klagomål/A 16467-2025 FSC-klagomål.docx
+++ b/klagomål/A 16467-2025 FSC-klagomål.docx
@@ -1039,7 +1039,7 @@
     <w:r>
       <w:tab/>
       <w:tab/>
-      <w:t>2026-06-24</w:t>
+      <w:t>2026-06-25</w:t>
       <w:br/>
       <w:br/>
     </w:r>

--- a/klagomål/A 16467-2025 FSC-klagomål.docx
+++ b/klagomål/A 16467-2025 FSC-klagomål.docx
@@ -1039,7 +1039,7 @@
     <w:r>
       <w:tab/>
       <w:tab/>
-      <w:t>2026-06-25</w:t>
+      <w:t>2026-06-26</w:t>
       <w:br/>
       <w:br/>
     </w:r>

--- a/klagomål/A 16467-2025 FSC-klagomål.docx
+++ b/klagomål/A 16467-2025 FSC-klagomål.docx
@@ -1039,7 +1039,7 @@
     <w:r>
       <w:tab/>
       <w:tab/>
-      <w:t>2026-06-26</w:t>
+      <w:t>2026-06-27</w:t>
       <w:br/>
       <w:br/>
     </w:r>

--- a/klagomål/A 16467-2025 FSC-klagomål.docx
+++ b/klagomål/A 16467-2025 FSC-klagomål.docx
@@ -1039,7 +1039,7 @@
     <w:r>
       <w:tab/>
       <w:tab/>
-      <w:t>2026-06-27</w:t>
+      <w:t>2026-06-28</w:t>
       <w:br/>
       <w:br/>
     </w:r>

--- a/klagomål/A 16467-2025 FSC-klagomål.docx
+++ b/klagomål/A 16467-2025 FSC-klagomål.docx
@@ -1039,7 +1039,7 @@
     <w:r>
       <w:tab/>
       <w:tab/>
-      <w:t>2026-06-28</w:t>
+      <w:t>2026-06-29</w:t>
       <w:br/>
       <w:br/>
     </w:r>

--- a/klagomål/A 16467-2025 FSC-klagomål.docx
+++ b/klagomål/A 16467-2025 FSC-klagomål.docx
@@ -1039,7 +1039,7 @@
     <w:r>
       <w:tab/>
       <w:tab/>
-      <w:t>2026-06-29</w:t>
+      <w:t>2026-06-30</w:t>
       <w:br/>
       <w:br/>
     </w:r>

--- a/klagomål/A 16467-2025 FSC-klagomål.docx
+++ b/klagomål/A 16467-2025 FSC-klagomål.docx
@@ -1039,7 +1039,7 @@
     <w:r>
       <w:tab/>
       <w:tab/>
-      <w:t>2026-06-30</w:t>
+      <w:t>2026-07-01</w:t>
       <w:br/>
       <w:br/>
     </w:r>

--- a/klagomål/A 16467-2025 FSC-klagomål.docx
+++ b/klagomål/A 16467-2025 FSC-klagomål.docx
@@ -1039,7 +1039,7 @@
     <w:r>
       <w:tab/>
       <w:tab/>
-      <w:t>2026-07-13</w:t>
+      <w:t>2026-07-14</w:t>
       <w:br/>
       <w:br/>
     </w:r>

--- a/klagomål/A 16467-2025 FSC-klagomål.docx
+++ b/klagomål/A 16467-2025 FSC-klagomål.docx
@@ -1039,7 +1039,7 @@
     <w:r>
       <w:tab/>
       <w:tab/>
-      <w:t>2026-07-14</w:t>
+      <w:t>2026-07-15</w:t>
       <w:br/>
       <w:br/>
     </w:r>

--- a/klagomål/A 16467-2025 FSC-klagomål.docx
+++ b/klagomål/A 16467-2025 FSC-klagomål.docx
@@ -1039,7 +1039,7 @@
     <w:r>
       <w:tab/>
       <w:tab/>
-      <w:t>2026-07-15</w:t>
+      <w:t>2026-07-16</w:t>
       <w:br/>
       <w:br/>
     </w:r>

--- a/klagomål/A 16467-2025 FSC-klagomål.docx
+++ b/klagomål/A 16467-2025 FSC-klagomål.docx
@@ -1039,7 +1039,7 @@
     <w:r>
       <w:tab/>
       <w:tab/>
-      <w:t>2026-07-16</w:t>
+      <w:t>2026-07-17</w:t>
       <w:br/>
       <w:br/>
     </w:r>

--- a/klagomål/A 16467-2025 FSC-klagomål.docx
+++ b/klagomål/A 16467-2025 FSC-klagomål.docx
@@ -1039,7 +1039,7 @@
     <w:r>
       <w:tab/>
       <w:tab/>
-      <w:t>2026-07-17</w:t>
+      <w:t>2026-07-18</w:t>
       <w:br/>
       <w:br/>
     </w:r>

--- a/klagomål/A 16467-2025 FSC-klagomål.docx
+++ b/klagomål/A 16467-2025 FSC-klagomål.docx
@@ -1039,7 +1039,7 @@
     <w:r>
       <w:tab/>
       <w:tab/>
-      <w:t>2026-07-18</w:t>
+      <w:t>2026-07-19</w:t>
       <w:br/>
       <w:br/>
     </w:r>

--- a/klagomål/A 16467-2025 FSC-klagomål.docx
+++ b/klagomål/A 16467-2025 FSC-klagomål.docx
@@ -1039,7 +1039,7 @@
     <w:r>
       <w:tab/>
       <w:tab/>
-      <w:t>2026-07-19</w:t>
+      <w:t>2026-07-20</w:t>
       <w:br/>
       <w:br/>
     </w:r>

--- a/klagomål/A 16467-2025 FSC-klagomål.docx
+++ b/klagomål/A 16467-2025 FSC-klagomål.docx
@@ -1039,7 +1039,7 @@
     <w:r>
       <w:tab/>
       <w:tab/>
-      <w:t>2026-07-20</w:t>
+      <w:t>2026-07-21</w:t>
       <w:br/>
       <w:br/>
     </w:r>

--- a/klagomål/A 16467-2025 FSC-klagomål.docx
+++ b/klagomål/A 16467-2025 FSC-klagomål.docx
@@ -1039,7 +1039,7 @@
     <w:r>
       <w:tab/>
       <w:tab/>
-      <w:t>2026-07-21</w:t>
+      <w:t>2026-07-22</w:t>
       <w:br/>
       <w:br/>
     </w:r>

--- a/klagomål/A 16467-2025 FSC-klagomål.docx
+++ b/klagomål/A 16467-2025 FSC-klagomål.docx
@@ -1039,7 +1039,7 @@
     <w:r>
       <w:tab/>
       <w:tab/>
-      <w:t>2026-07-22</w:t>
+      <w:t>2026-07-23</w:t>
       <w:br/>
       <w:br/>
     </w:r>

--- a/klagomål/A 16467-2025 FSC-klagomål.docx
+++ b/klagomål/A 16467-2025 FSC-klagomål.docx
@@ -1039,7 +1039,7 @@
     <w:r>
       <w:tab/>
       <w:tab/>
-      <w:t>2026-07-23</w:t>
+      <w:t>2026-07-24</w:t>
       <w:br/>
       <w:br/>
     </w:r>

--- a/klagomål/A 16467-2025 FSC-klagomål.docx
+++ b/klagomål/A 16467-2025 FSC-klagomål.docx
@@ -1039,7 +1039,7 @@
     <w:r>
       <w:tab/>
       <w:tab/>
-      <w:t>2026-07-24</w:t>
+      <w:t>2026-07-25</w:t>
       <w:br/>
       <w:br/>
     </w:r>

--- a/klagomål/A 16467-2025 FSC-klagomål.docx
+++ b/klagomål/A 16467-2025 FSC-klagomål.docx
@@ -1039,7 +1039,7 @@
     <w:r>
       <w:tab/>
       <w:tab/>
-      <w:t>2026-07-25</w:t>
+      <w:t>2026-07-26</w:t>
       <w:br/>
       <w:br/>
     </w:r>

--- a/klagomål/A 16467-2025 FSC-klagomål.docx
+++ b/klagomål/A 16467-2025 FSC-klagomål.docx
@@ -1039,7 +1039,7 @@
     <w:r>
       <w:tab/>
       <w:tab/>
-      <w:t>2026-07-26</w:t>
+      <w:t>2026-07-27</w:t>
       <w:br/>
       <w:br/>
     </w:r>

--- a/klagomål/A 16467-2025 FSC-klagomål.docx
+++ b/klagomål/A 16467-2025 FSC-klagomål.docx
@@ -1039,7 +1039,7 @@
     <w:r>
       <w:tab/>
       <w:tab/>
-      <w:t>2026-07-27</w:t>
+      <w:t>2026-07-28</w:t>
       <w:br/>
       <w:br/>
     </w:r>

--- a/klagomål/A 16467-2025 FSC-klagomål.docx
+++ b/klagomål/A 16467-2025 FSC-klagomål.docx
@@ -1039,7 +1039,7 @@
     <w:r>
       <w:tab/>
       <w:tab/>
-      <w:t>2026-07-28</w:t>
+      <w:t>2026-07-29</w:t>
       <w:br/>
       <w:br/>
     </w:r>

--- a/klagomål/A 16467-2025 FSC-klagomål.docx
+++ b/klagomål/A 16467-2025 FSC-klagomål.docx
@@ -1039,7 +1039,7 @@
     <w:r>
       <w:tab/>
       <w:tab/>
-      <w:t>2026-07-29</w:t>
+      <w:t>2026-07-30</w:t>
       <w:br/>
       <w:br/>
     </w:r>

--- a/klagomål/A 16467-2025 FSC-klagomål.docx
+++ b/klagomål/A 16467-2025 FSC-klagomål.docx
@@ -1039,7 +1039,7 @@
     <w:r>
       <w:tab/>
       <w:tab/>
-      <w:t>2026-07-30</w:t>
+      <w:t>2026-07-31</w:t>
       <w:br/>
       <w:br/>
     </w:r>

--- a/klagomål/A 16467-2025 FSC-klagomål.docx
+++ b/klagomål/A 16467-2025 FSC-klagomål.docx
@@ -1039,7 +1039,7 @@
     <w:r>
       <w:tab/>
       <w:tab/>
-      <w:t>2026-07-31</w:t>
+      <w:t>2026-08-01</w:t>
       <w:br/>
       <w:br/>
     </w:r>

--- a/klagomål/A 16467-2025 FSC-klagomål.docx
+++ b/klagomål/A 16467-2025 FSC-klagomål.docx
@@ -1039,7 +1039,7 @@
     <w:r>
       <w:tab/>
       <w:tab/>
-      <w:t>2026-08-01</w:t>
+      <w:t>2026-08-02</w:t>
       <w:br/>
       <w:br/>
     </w:r>

--- a/klagomål/A 16467-2025 FSC-klagomål.docx
+++ b/klagomål/A 16467-2025 FSC-klagomål.docx
@@ -1039,7 +1039,7 @@
     <w:r>
       <w:tab/>
       <w:tab/>
-      <w:t>2026-08-02</w:t>
+      <w:t>2026-08-03</w:t>
       <w:br/>
       <w:br/>
     </w:r>

--- a/klagomål/A 16467-2025 FSC-klagomål.docx
+++ b/klagomål/A 16467-2025 FSC-klagomål.docx
@@ -1039,7 +1039,7 @@
     <w:r>
       <w:tab/>
       <w:tab/>
-      <w:t>2026-08-03</w:t>
+      <w:t>2026-08-05</w:t>
       <w:br/>
       <w:br/>
     </w:r>

--- a/klagomål/A 16467-2025 FSC-klagomål.docx
+++ b/klagomål/A 16467-2025 FSC-klagomål.docx
@@ -1039,7 +1039,7 @@
     <w:r>
       <w:tab/>
       <w:tab/>
-      <w:t>2026-08-05</w:t>
+      <w:t>2026-08-07</w:t>
       <w:br/>
       <w:br/>
     </w:r>

--- a/klagomål/A 16467-2025 FSC-klagomål.docx
+++ b/klagomål/A 16467-2025 FSC-klagomål.docx
@@ -1039,7 +1039,7 @@
     <w:r>
       <w:tab/>
       <w:tab/>
-      <w:t>2026-08-07</w:t>
+      <w:t>2026-08-08</w:t>
       <w:br/>
       <w:br/>
     </w:r>

--- a/klagomål/A 16467-2025 FSC-klagomål.docx
+++ b/klagomål/A 16467-2025 FSC-klagomål.docx
@@ -216,7 +216,7 @@
         <w:spacing w:after="240"/>
       </w:pPr>
       <w:r>
-        <w:t>Figur 1. Fyndplatser för naturvårdsarter i och inom 7 meter från avverkningsanmälan. Markörer utan svart kant är placerade på fyndplatsen. Markörer med svart kant är placerade vid sidan av fyndplatsen har ett svart streck som visar fyndplatsens exakta position. Kartans mittpunktskoordinat är N 6425425, E 429519 i SWEREF 99 TM.</w:t>
+        <w:t>Figur 1. Fyndplatser för naturvårdsarter i och inom 7 meter från avverkningsanmälan. Markörer utan svart kant är placerade på fyndplatsen. Markörer med svart kant är placerade vid sidan av fyndplatsen och har ett svart streck som visar fyndplatsens exakta position. Kartans mittpunktskoordinat är N 6425425, E 429519 i SWEREF 99 TM.</w:t>
       </w:r>
     </w:p>
     <w:p>
@@ -1039,7 +1039,7 @@
     <w:r>
       <w:tab/>
       <w:tab/>
-      <w:t>2026-08-14</w:t>
+      <w:t>2026-08-15</w:t>
       <w:br/>
       <w:br/>
     </w:r>

--- a/klagomål/A 16467-2025 FSC-klagomål.docx
+++ b/klagomål/A 16467-2025 FSC-klagomål.docx
@@ -1039,7 +1039,7 @@
     <w:r>
       <w:tab/>
       <w:tab/>
-      <w:t>2026-08-15</w:t>
+      <w:t>2026-08-16</w:t>
       <w:br/>
       <w:br/>
     </w:r>

--- a/klagomål/A 16467-2025 FSC-klagomål.docx
+++ b/klagomål/A 16467-2025 FSC-klagomål.docx
@@ -1039,7 +1039,7 @@
     <w:r>
       <w:tab/>
       <w:tab/>
-      <w:t>2026-08-16</w:t>
+      <w:t>2026-08-17</w:t>
       <w:br/>
       <w:br/>
     </w:r>

--- a/klagomål/A 16467-2025 FSC-klagomål.docx
+++ b/klagomål/A 16467-2025 FSC-klagomål.docx
@@ -1039,7 +1039,7 @@
     <w:r>
       <w:tab/>
       <w:tab/>
-      <w:t>2026-08-17</w:t>
+      <w:t>2026-08-18</w:t>
       <w:br/>
       <w:br/>
     </w:r>

--- a/klagomål/A 16467-2025 FSC-klagomål.docx
+++ b/klagomål/A 16467-2025 FSC-klagomål.docx
@@ -1039,7 +1039,7 @@
     <w:r>
       <w:tab/>
       <w:tab/>
-      <w:t>2026-08-18</w:t>
+      <w:t>2026-08-19</w:t>
       <w:br/>
       <w:br/>
     </w:r>

--- a/klagomål/A 16467-2025 FSC-klagomål.docx
+++ b/klagomål/A 16467-2025 FSC-klagomål.docx
@@ -1039,7 +1039,7 @@
     <w:r>
       <w:tab/>
       <w:tab/>
-      <w:t>2026-08-19</w:t>
+      <w:t>2026-08-20</w:t>
       <w:br/>
       <w:br/>
     </w:r>

--- a/klagomål/A 16467-2025 FSC-klagomål.docx
+++ b/klagomål/A 16467-2025 FSC-klagomål.docx
@@ -1039,7 +1039,7 @@
     <w:r>
       <w:tab/>
       <w:tab/>
-      <w:t>2026-08-20</w:t>
+      <w:t>2026-08-21</w:t>
       <w:br/>
       <w:br/>
     </w:r>

--- a/klagomål/A 16467-2025 FSC-klagomål.docx
+++ b/klagomål/A 16467-2025 FSC-klagomål.docx
@@ -1039,7 +1039,7 @@
     <w:r>
       <w:tab/>
       <w:tab/>
-      <w:t>2026-08-21</w:t>
+      <w:t>2026-08-22</w:t>
       <w:br/>
       <w:br/>
     </w:r>

--- a/klagomål/A 16467-2025 FSC-klagomål.docx
+++ b/klagomål/A 16467-2025 FSC-klagomål.docx
@@ -1039,7 +1039,7 @@
     <w:r>
       <w:tab/>
       <w:tab/>
-      <w:t>2026-08-22</w:t>
+      <w:t>2026-08-23</w:t>
       <w:br/>
       <w:br/>
     </w:r>

--- a/klagomål/A 16467-2025 FSC-klagomål.docx
+++ b/klagomål/A 16467-2025 FSC-klagomål.docx
@@ -1039,7 +1039,7 @@
     <w:r>
       <w:tab/>
       <w:tab/>
-      <w:t>2026-08-23</w:t>
+      <w:t>2026-08-24</w:t>
       <w:br/>
       <w:br/>
     </w:r>

--- a/klagomål/A 16467-2025 FSC-klagomål.docx
+++ b/klagomål/A 16467-2025 FSC-klagomål.docx
@@ -1039,7 +1039,7 @@
     <w:r>
       <w:tab/>
       <w:tab/>
-      <w:t>2026-08-24</w:t>
+      <w:t>2026-08-25</w:t>
       <w:br/>
       <w:br/>
     </w:r>

--- a/klagomål/A 16467-2025 FSC-klagomål.docx
+++ b/klagomål/A 16467-2025 FSC-klagomål.docx
@@ -1039,7 +1039,7 @@
     <w:r>
       <w:tab/>
       <w:tab/>
-      <w:t>2026-08-25</w:t>
+      <w:t>2026-08-26</w:t>
       <w:br/>
       <w:br/>
     </w:r>

--- a/klagomål/A 16467-2025 FSC-klagomål.docx
+++ b/klagomål/A 16467-2025 FSC-klagomål.docx
@@ -1039,7 +1039,7 @@
     <w:r>
       <w:tab/>
       <w:tab/>
-      <w:t>2026-08-26</w:t>
+      <w:t>2026-08-27</w:t>
       <w:br/>
       <w:br/>
     </w:r>

--- a/klagomål/A 16467-2025 FSC-klagomål.docx
+++ b/klagomål/A 16467-2025 FSC-klagomål.docx
@@ -1039,7 +1039,7 @@
     <w:r>
       <w:tab/>
       <w:tab/>
-      <w:t>2026-08-27</w:t>
+      <w:t>2026-08-28</w:t>
       <w:br/>
       <w:br/>
     </w:r>

--- a/klagomål/A 16467-2025 FSC-klagomål.docx
+++ b/klagomål/A 16467-2025 FSC-klagomål.docx
@@ -1039,7 +1039,7 @@
     <w:r>
       <w:tab/>
       <w:tab/>
-      <w:t>2026-08-28</w:t>
+      <w:t>2026-08-29</w:t>
       <w:br/>
       <w:br/>
     </w:r>

--- a/klagomål/A 16467-2025 FSC-klagomål.docx
+++ b/klagomål/A 16467-2025 FSC-klagomål.docx
@@ -1039,7 +1039,7 @@
     <w:r>
       <w:tab/>
       <w:tab/>
-      <w:t>2026-08-29</w:t>
+      <w:t>2026-08-31</w:t>
       <w:br/>
       <w:br/>
     </w:r>

--- a/klagomål/A 16467-2025 FSC-klagomål.docx
+++ b/klagomål/A 16467-2025 FSC-klagomål.docx
@@ -1039,7 +1039,7 @@
     <w:r>
       <w:tab/>
       <w:tab/>
-      <w:t>2026-08-31</w:t>
+      <w:t>2026-09-01</w:t>
       <w:br/>
       <w:br/>
     </w:r>

--- a/klagomål/A 16467-2025 FSC-klagomål.docx
+++ b/klagomål/A 16467-2025 FSC-klagomål.docx
@@ -1039,7 +1039,7 @@
     <w:r>
       <w:tab/>
       <w:tab/>
-      <w:t>2026-09-01</w:t>
+      <w:t>2026-09-02</w:t>
       <w:br/>
       <w:br/>
     </w:r>

--- a/klagomål/A 16467-2025 FSC-klagomål.docx
+++ b/klagomål/A 16467-2025 FSC-klagomål.docx
@@ -1039,7 +1039,7 @@
     <w:r>
       <w:tab/>
       <w:tab/>
-      <w:t>2026-09-02</w:t>
+      <w:t>2026-09-03</w:t>
       <w:br/>
       <w:br/>
     </w:r>

--- a/klagomål/A 16467-2025 FSC-klagomål.docx
+++ b/klagomål/A 16467-2025 FSC-klagomål.docx
@@ -1039,7 +1039,7 @@
     <w:r>
       <w:tab/>
       <w:tab/>
-      <w:t>2026-09-03</w:t>
+      <w:t>2026-09-04</w:t>
       <w:br/>
       <w:br/>
     </w:r>

--- a/klagomål/A 16467-2025 FSC-klagomål.docx
+++ b/klagomål/A 16467-2025 FSC-klagomål.docx
@@ -1039,7 +1039,7 @@
     <w:r>
       <w:tab/>
       <w:tab/>
-      <w:t>2026-09-04</w:t>
+      <w:t>2026-09-05</w:t>
       <w:br/>
       <w:br/>
     </w:r>

--- a/klagomål/A 16467-2025 FSC-klagomål.docx
+++ b/klagomål/A 16467-2025 FSC-klagomål.docx
@@ -1039,7 +1039,7 @@
     <w:r>
       <w:tab/>
       <w:tab/>
-      <w:t>2026-09-05</w:t>
+      <w:t>2026-09-06</w:t>
       <w:br/>
       <w:br/>
     </w:r>

--- a/klagomål/A 16467-2025 FSC-klagomål.docx
+++ b/klagomål/A 16467-2025 FSC-klagomål.docx
@@ -1039,7 +1039,7 @@
     <w:r>
       <w:tab/>
       <w:tab/>
-      <w:t>2026-09-06</w:t>
+      <w:t>2026-09-07</w:t>
       <w:br/>
       <w:br/>
     </w:r>

--- a/klagomål/A 16467-2025 FSC-klagomål.docx
+++ b/klagomål/A 16467-2025 FSC-klagomål.docx
@@ -1039,7 +1039,7 @@
     <w:r>
       <w:tab/>
       <w:tab/>
-      <w:t>2026-09-07</w:t>
+      <w:t>2026-09-08</w:t>
       <w:br/>
       <w:br/>
     </w:r>

--- a/klagomål/A 16467-2025 FSC-klagomål.docx
+++ b/klagomål/A 16467-2025 FSC-klagomål.docx
@@ -178,7 +178,7 @@
       <w:r>
         <w:drawing>
           <wp:inline xmlns:a="http://schemas.openxmlformats.org/drawingml/2006/main" xmlns:pic="http://schemas.openxmlformats.org/drawingml/2006/picture">
-            <wp:extent cx="5486400" cy="5652312"/>
+            <wp:extent cx="5486400" cy="5642885"/>
             <wp:docPr id="1" name="Picture 1"/>
             <wp:cNvGraphicFramePr>
               <a:graphicFrameLocks noChangeAspect="1"/>
@@ -199,7 +199,7 @@
                   <pic:spPr>
                     <a:xfrm>
                       <a:off x="0" y="0"/>
-                      <a:ext cx="5486400" cy="5652312"/>
+                      <a:ext cx="5486400" cy="5642885"/>
                     </a:xfrm>
                     <a:prstGeom prst="rect"/>
                   </pic:spPr>
@@ -216,12 +216,12 @@
         <w:spacing w:after="240"/>
       </w:pPr>
       <w:r>
-        <w:t>Figur 1. Fyndplatser för naturvårdsarter i och inom 7 meter från avverkningsanmälan. Markörer utan svart kant är placerade på fyndplatsen. Markörer med svart kant är placerade vid sidan av fyndplatsen och har ett svart streck som visar fyndplatsens exakta position. Kartans mittpunktskoordinat är N 6425425, E 429519 i SWEREF 99 TM.</w:t>
+        <w:t>Figur 1. Fyndplatser för naturvårdsarter i och inom 20 meter från avverkningsanmälan. Markörer utan svart kant är placerade på fyndplatsen. Markörer med svart kant är placerade vid sidan av fyndplatsen och har ett svart streck som visar fyndplatsens exakta position. Kartans mittpunktskoordinat är N 6425425, E 429519 i SWEREF 99 TM.</w:t>
       </w:r>
     </w:p>
     <w:p>
       <w:r>
-        <w:t>I och inom 7 meter från avverkningsanmälan finns fynd av 8 naturvårdsarter, varav 2 är rödlistade, 1 är fridlyst, 6 är typiska (T) och 4 är signalarter (S): brunpudrad nållav (NT, T), stor sotdyna (NT), grön sköldmossa (S, T, §8), gulnål (S, T), kornig nållav (S, T), lönnlav (S), bandpraktmossa (T) och kransmossa (T). Se Figur 1.</w:t>
+        <w:t>I och inom 20 meter från avverkningsanmälan finns fynd av 9 naturvårdsarter, varav 3 är rödlistade, 2 är fridlysta, 6 är typiska (T) och 4 är signalarter (S): backsippa (VU, §8), brunpudrad nållav (NT, T), stor sotdyna (NT), grön sköldmossa (S, T, §8), gulnål (S, T), kornig nållav (S, T), lönnlav (S), bandpraktmossa (T) och kransmossa (T). Se Figur 1.</w:t>
       </w:r>
     </w:p>
     <w:p>
@@ -522,7 +522,7 @@
         <w:rPr>
           <w:i/>
         </w:rPr>
-        <w:t>I det avverkningsanmälda skogsområdet har 8 naturvårdsarter varav 2 rödlistade arter sina livsmiljöer och växtplatser.</w:t>
+        <w:t>I det avverkningsanmälda skogsområdet har 9 naturvårdsarter varav 3 rödlistade arter sina livsmiljöer och växtplatser.</w:t>
       </w:r>
     </w:p>
     <w:p>
@@ -1039,7 +1039,7 @@
     <w:r>
       <w:tab/>
       <w:tab/>
-      <w:t>2026-09-08</w:t>
+      <w:t>2026-09-09</w:t>
       <w:br/>
       <w:br/>
     </w:r>

--- a/klagomål/A 16467-2025 FSC-klagomål.docx
+++ b/klagomål/A 16467-2025 FSC-klagomål.docx
@@ -1039,7 +1039,7 @@
     <w:r>
       <w:tab/>
       <w:tab/>
-      <w:t>2026-09-09</w:t>
+      <w:t>2026-09-10</w:t>
       <w:br/>
       <w:br/>
     </w:r>

--- a/klagomål/A 16467-2025 FSC-klagomål.docx
+++ b/klagomål/A 16467-2025 FSC-klagomål.docx
@@ -1039,7 +1039,7 @@
     <w:r>
       <w:tab/>
       <w:tab/>
-      <w:t>2026-09-10</w:t>
+      <w:t>2026-09-11</w:t>
       <w:br/>
       <w:br/>
     </w:r>

--- a/klagomål/A 16467-2025 FSC-klagomål.docx
+++ b/klagomål/A 16467-2025 FSC-klagomål.docx
@@ -1039,7 +1039,7 @@
     <w:r>
       <w:tab/>
       <w:tab/>
-      <w:t>2026-09-11</w:t>
+      <w:t>2026-09-12</w:t>
       <w:br/>
       <w:br/>
     </w:r>

--- a/klagomål/A 16467-2025 FSC-klagomål.docx
+++ b/klagomål/A 16467-2025 FSC-klagomål.docx
@@ -1039,7 +1039,7 @@
     <w:r>
       <w:tab/>
       <w:tab/>
-      <w:t>2026-09-12</w:t>
+      <w:t>2026-09-13</w:t>
       <w:br/>
       <w:br/>
     </w:r>
